--- a/최종산출물/3. 수행일지/5월 수행일지/[2조] 2026_05월_4주차_수행일지(현대이지웰_최종_프로젝트).docx
+++ b/최종산출물/3. 수행일지/5월 수행일지/[2조] 2026_05월_4주차_수행일지(현대이지웰_최종_프로젝트).docx
@@ -14,7 +14,6 @@
           <w:szCs w:val="34"/>
         </w:rPr>
       </w:pPr>
-      <w:proofErr w:type="gramStart"/>
       <w:r>
         <w:rPr>
           <w:rFonts w:ascii="맑은 고딕" w:eastAsia="맑은 고딕" w:hAnsi="맑은 고딕" w:cs="맑은 고딕"/>
@@ -33,7 +32,6 @@
         </w:rPr>
         <w:t>5</w:t>
       </w:r>
-      <w:proofErr w:type="gramEnd"/>
       <w:r>
         <w:rPr>
           <w:rFonts w:ascii="맑은 고딕" w:eastAsia="맑은 고딕" w:hAnsi="맑은 고딕" w:cs="맑은 고딕"/>
@@ -59,27 +57,7 @@
           <w:sz w:val="34"/>
           <w:szCs w:val="34"/>
         </w:rPr>
-        <w:t xml:space="preserve">주차 프로젝트 수행 </w:t>
-      </w:r>
-      <w:proofErr w:type="gramStart"/>
-      <w:r>
-        <w:rPr>
-          <w:rFonts w:ascii="맑은 고딕" w:eastAsia="맑은 고딕" w:hAnsi="맑은 고딕" w:cs="맑은 고딕"/>
-          <w:b/>
-          <w:sz w:val="34"/>
-          <w:szCs w:val="34"/>
-        </w:rPr>
-        <w:t>일지 ]</w:t>
-      </w:r>
-      <w:proofErr w:type="gramEnd"/>
-      <w:r>
-        <w:rPr>
-          <w:rFonts w:ascii="맑은 고딕" w:eastAsia="맑은 고딕" w:hAnsi="맑은 고딕" w:cs="맑은 고딕"/>
-          <w:b/>
-          <w:sz w:val="34"/>
-          <w:szCs w:val="34"/>
-        </w:rPr>
-        <w:t xml:space="preserve"> </w:t>
+        <w:t xml:space="preserve">주차 프로젝트 수행 일지 ] </w:t>
       </w:r>
     </w:p>
     <w:p>
@@ -194,43 +172,7 @@
                 <w:sz w:val="20"/>
                 <w:szCs w:val="20"/>
               </w:rPr>
-              <w:t>(Data-</w:t>
-            </w:r>
-            <w:proofErr w:type="spellStart"/>
-            <w:r>
-              <w:rPr>
-                <w:rFonts w:ascii="맑은 고딕" w:eastAsia="맑은 고딕" w:hAnsi="맑은 고딕" w:cs="맑은 고딕"/>
-                <w:sz w:val="20"/>
-                <w:szCs w:val="20"/>
-              </w:rPr>
-              <w:t>To</w:t>
-            </w:r>
-            <w:proofErr w:type="spellEnd"/>
-            <w:r>
-              <w:rPr>
-                <w:rFonts w:ascii="맑은 고딕" w:eastAsia="맑은 고딕" w:hAnsi="맑은 고딕" w:cs="맑은 고딕"/>
-                <w:sz w:val="20"/>
-                <w:szCs w:val="20"/>
-              </w:rPr>
-              <w:t>-</w:t>
-            </w:r>
-            <w:proofErr w:type="spellStart"/>
-            <w:r>
-              <w:rPr>
-                <w:rFonts w:ascii="맑은 고딕" w:eastAsia="맑은 고딕" w:hAnsi="맑은 고딕" w:cs="맑은 고딕"/>
-                <w:sz w:val="20"/>
-                <w:szCs w:val="20"/>
-              </w:rPr>
-              <w:t>you</w:t>
-            </w:r>
-            <w:proofErr w:type="spellEnd"/>
-            <w:r>
-              <w:rPr>
-                <w:rFonts w:ascii="맑은 고딕" w:eastAsia="맑은 고딕" w:hAnsi="맑은 고딕" w:cs="맑은 고딕"/>
-                <w:sz w:val="20"/>
-                <w:szCs w:val="20"/>
-              </w:rPr>
-              <w:t>, 사용자를 향한 데이터)</w:t>
+              <w:t>(Data-To-you, 사용자를 향한 데이터)</w:t>
             </w:r>
           </w:p>
         </w:tc>
@@ -267,19 +209,8 @@
                 <w:sz w:val="20"/>
                 <w:szCs w:val="20"/>
               </w:rPr>
-              <w:t xml:space="preserve">프로젝트 </w:t>
-            </w:r>
-            <w:proofErr w:type="spellStart"/>
-            <w:r>
-              <w:rPr>
-                <w:rFonts w:ascii="맑은 고딕" w:eastAsia="맑은 고딕" w:hAnsi="맑은 고딕" w:cs="맑은 고딕"/>
-                <w:b/>
-                <w:sz w:val="20"/>
-                <w:szCs w:val="20"/>
-              </w:rPr>
-              <w:t>팀명</w:t>
-            </w:r>
-            <w:proofErr w:type="spellEnd"/>
+              <w:t>프로젝트 팀명</w:t>
+            </w:r>
           </w:p>
         </w:tc>
         <w:tc>
@@ -303,7 +234,6 @@
                 <w:szCs w:val="23"/>
               </w:rPr>
             </w:pPr>
-            <w:proofErr w:type="spellStart"/>
             <w:r>
               <w:rPr>
                 <w:rFonts w:hint="eastAsia"/>
@@ -312,7 +242,6 @@
               </w:rPr>
               <w:t>통모짜</w:t>
             </w:r>
-            <w:proofErr w:type="spellEnd"/>
             <w:r>
               <w:rPr>
                 <w:rFonts w:hint="eastAsia"/>
@@ -422,36 +351,8 @@
                 <w:sz w:val="20"/>
                 <w:szCs w:val="20"/>
               </w:rPr>
-              <w:t xml:space="preserve"> </w:t>
-            </w:r>
-            <w:proofErr w:type="spellStart"/>
-            <w:r>
-              <w:rPr>
-                <w:rFonts w:ascii="맑은 고딕" w:eastAsia="맑은 고딕" w:hAnsi="맑은 고딕" w:cs="맑은 고딕" w:hint="eastAsia"/>
-                <w:sz w:val="20"/>
-                <w:szCs w:val="20"/>
-              </w:rPr>
-              <w:t>전이레</w:t>
-            </w:r>
-            <w:proofErr w:type="spellEnd"/>
-            <w:r>
-              <w:rPr>
-                <w:rFonts w:ascii="맑은 고딕" w:eastAsia="맑은 고딕" w:hAnsi="맑은 고딕" w:cs="맑은 고딕" w:hint="eastAsia"/>
-                <w:sz w:val="20"/>
-                <w:szCs w:val="20"/>
-              </w:rPr>
-              <w:t xml:space="preserve">, </w:t>
-            </w:r>
-            <w:proofErr w:type="spellStart"/>
-            <w:r>
-              <w:rPr>
-                <w:rFonts w:ascii="맑은 고딕" w:eastAsia="맑은 고딕" w:hAnsi="맑은 고딕" w:cs="맑은 고딕" w:hint="eastAsia"/>
-                <w:sz w:val="20"/>
-                <w:szCs w:val="20"/>
-              </w:rPr>
-              <w:t>정인혁</w:t>
-            </w:r>
-            <w:proofErr w:type="spellEnd"/>
+              <w:t xml:space="preserve"> 전이레, 정인혁</w:t>
+            </w:r>
           </w:p>
         </w:tc>
       </w:tr>
@@ -474,7 +375,6 @@
         </w:rPr>
         <w:t xml:space="preserve">※ 프로젝트 수행 일지는 </w:t>
       </w:r>
-      <w:proofErr w:type="gramStart"/>
       <w:r>
         <w:rPr>
           <w:rFonts w:ascii="맑은 고딕" w:eastAsia="맑은 고딕" w:hAnsi="맑은 고딕" w:cs="맑은 고딕"/>
@@ -482,17 +382,7 @@
           <w:szCs w:val="16"/>
           <w:u w:val="single"/>
         </w:rPr>
-        <w:t>매 주</w:t>
-      </w:r>
-      <w:proofErr w:type="gramEnd"/>
-      <w:r>
-        <w:rPr>
-          <w:rFonts w:ascii="맑은 고딕" w:eastAsia="맑은 고딕" w:hAnsi="맑은 고딕" w:cs="맑은 고딕"/>
-          <w:sz w:val="16"/>
-          <w:szCs w:val="16"/>
-          <w:u w:val="single"/>
-        </w:rPr>
-        <w:t xml:space="preserve"> 금요일</w:t>
+        <w:t>매 주 금요일</w:t>
       </w:r>
       <w:r>
         <w:rPr>
@@ -776,131 +666,49 @@
                 <w:rFonts w:ascii="맑은 고딕" w:eastAsia="맑은 고딕" w:hAnsi="맑은 고딕" w:cs="맑은 고딕" w:hint="eastAsia"/>
                 <w:bCs/>
               </w:rPr>
-              <w:t xml:space="preserve"> </w:t>
-            </w:r>
-            <w:proofErr w:type="spellStart"/>
+              <w:t xml:space="preserve"> 프런트엔드에서 총 </w:t>
+            </w:r>
             <w:r>
               <w:rPr>
                 <w:rFonts w:ascii="맑은 고딕" w:eastAsia="맑은 고딕" w:hAnsi="맑은 고딕" w:cs="맑은 고딕" w:hint="eastAsia"/>
                 <w:bCs/>
               </w:rPr>
-              <w:t>프런트엔드에서</w:t>
-            </w:r>
-            <w:proofErr w:type="spellEnd"/>
+              <w:t>2</w:t>
+            </w:r>
             <w:r>
               <w:rPr>
                 <w:rFonts w:ascii="맑은 고딕" w:eastAsia="맑은 고딕" w:hAnsi="맑은 고딕" w:cs="맑은 고딕" w:hint="eastAsia"/>
                 <w:bCs/>
               </w:rPr>
-              <w:t xml:space="preserve"> 총 </w:t>
+              <w:t xml:space="preserve">번, 백엔드에서 총 </w:t>
             </w:r>
             <w:r>
               <w:rPr>
                 <w:rFonts w:ascii="맑은 고딕" w:eastAsia="맑은 고딕" w:hAnsi="맑은 고딕" w:cs="맑은 고딕" w:hint="eastAsia"/>
                 <w:bCs/>
               </w:rPr>
-              <w:t>2</w:t>
+              <w:t>8</w:t>
             </w:r>
             <w:r>
               <w:rPr>
                 <w:rFonts w:ascii="맑은 고딕" w:eastAsia="맑은 고딕" w:hAnsi="맑은 고딕" w:cs="맑은 고딕" w:hint="eastAsia"/>
                 <w:bCs/>
               </w:rPr>
-              <w:t xml:space="preserve">번, </w:t>
-            </w:r>
-            <w:proofErr w:type="spellStart"/>
+              <w:t>번의 PR(</w:t>
+            </w:r>
+            <w:r>
+              <w:rPr>
+                <w:rFonts w:ascii="맑은 고딕" w:eastAsia="맑은 고딕" w:hAnsi="맑은 고딕" w:cs="맑은 고딕"/>
+                <w:bCs/>
+              </w:rPr>
+              <w:t>Pull Request</w:t>
+            </w:r>
             <w:r>
               <w:rPr>
                 <w:rFonts w:ascii="맑은 고딕" w:eastAsia="맑은 고딕" w:hAnsi="맑은 고딕" w:cs="맑은 고딕" w:hint="eastAsia"/>
                 <w:bCs/>
               </w:rPr>
-              <w:t>백엔드에서</w:t>
-            </w:r>
-            <w:proofErr w:type="spellEnd"/>
-            <w:r>
-              <w:rPr>
-                <w:rFonts w:ascii="맑은 고딕" w:eastAsia="맑은 고딕" w:hAnsi="맑은 고딕" w:cs="맑은 고딕" w:hint="eastAsia"/>
-                <w:bCs/>
-              </w:rPr>
-              <w:t xml:space="preserve"> 총 </w:t>
-            </w:r>
-            <w:r>
-              <w:rPr>
-                <w:rFonts w:ascii="맑은 고딕" w:eastAsia="맑은 고딕" w:hAnsi="맑은 고딕" w:cs="맑은 고딕" w:hint="eastAsia"/>
-                <w:bCs/>
-              </w:rPr>
-              <w:t>8</w:t>
-            </w:r>
-            <w:r>
-              <w:rPr>
-                <w:rFonts w:ascii="맑은 고딕" w:eastAsia="맑은 고딕" w:hAnsi="맑은 고딕" w:cs="맑은 고딕" w:hint="eastAsia"/>
-                <w:bCs/>
-              </w:rPr>
-              <w:t>번의 PR(</w:t>
-            </w:r>
-            <w:proofErr w:type="spellStart"/>
-            <w:r>
-              <w:rPr>
-                <w:rFonts w:ascii="맑은 고딕" w:eastAsia="맑은 고딕" w:hAnsi="맑은 고딕" w:cs="맑은 고딕"/>
-                <w:bCs/>
-              </w:rPr>
-              <w:t>Pull</w:t>
-            </w:r>
-            <w:proofErr w:type="spellEnd"/>
-            <w:r>
-              <w:rPr>
-                <w:rFonts w:ascii="맑은 고딕" w:eastAsia="맑은 고딕" w:hAnsi="맑은 고딕" w:cs="맑은 고딕"/>
-                <w:bCs/>
-              </w:rPr>
-              <w:t xml:space="preserve"> </w:t>
-            </w:r>
-            <w:proofErr w:type="spellStart"/>
-            <w:r>
-              <w:rPr>
-                <w:rFonts w:ascii="맑은 고딕" w:eastAsia="맑은 고딕" w:hAnsi="맑은 고딕" w:cs="맑은 고딕"/>
-                <w:bCs/>
-              </w:rPr>
-              <w:t>Request</w:t>
-            </w:r>
-            <w:proofErr w:type="spellEnd"/>
-            <w:r>
-              <w:rPr>
-                <w:rFonts w:ascii="맑은 고딕" w:eastAsia="맑은 고딕" w:hAnsi="맑은 고딕" w:cs="맑은 고딕" w:hint="eastAsia"/>
-                <w:bCs/>
-              </w:rPr>
-              <w:t xml:space="preserve">) 처리를 바탕으로 팀원 각자가 기능별 </w:t>
-            </w:r>
-            <w:proofErr w:type="spellStart"/>
-            <w:r>
-              <w:rPr>
-                <w:rFonts w:ascii="맑은 고딕" w:eastAsia="맑은 고딕" w:hAnsi="맑은 고딕" w:cs="맑은 고딕" w:hint="eastAsia"/>
-                <w:bCs/>
-              </w:rPr>
-              <w:t>브랜치</w:t>
-            </w:r>
-            <w:proofErr w:type="spellEnd"/>
-            <w:r>
-              <w:rPr>
-                <w:rFonts w:ascii="맑은 고딕" w:eastAsia="맑은 고딕" w:hAnsi="맑은 고딕" w:cs="맑은 고딕" w:hint="eastAsia"/>
-                <w:bCs/>
-              </w:rPr>
-              <w:t xml:space="preserve"> 통합(</w:t>
-            </w:r>
-            <w:proofErr w:type="spellStart"/>
-            <w:r>
-              <w:rPr>
-                <w:rFonts w:ascii="맑은 고딕" w:eastAsia="맑은 고딕" w:hAnsi="맑은 고딕" w:cs="맑은 고딕" w:hint="eastAsia"/>
-                <w:bCs/>
-              </w:rPr>
-              <w:t>merge</w:t>
-            </w:r>
-            <w:proofErr w:type="spellEnd"/>
-            <w:r>
-              <w:rPr>
-                <w:rFonts w:ascii="맑은 고딕" w:eastAsia="맑은 고딕" w:hAnsi="맑은 고딕" w:cs="맑은 고딕" w:hint="eastAsia"/>
-                <w:bCs/>
-              </w:rPr>
-              <w:t xml:space="preserve">)을 통한 </w:t>
+              <w:t xml:space="preserve">) 처리를 바탕으로 팀원 각자가 기능별 브랜치 통합(merge)을 통한 </w:t>
             </w:r>
             <w:r>
               <w:rPr>
@@ -1010,43 +818,7 @@
                 <w:bCs/>
                 <w:lang w:val="en-US"/>
               </w:rPr>
-              <w:t xml:space="preserve">마이페이지 주문/배송 내역 조회 화면의 </w:t>
-            </w:r>
-            <w:proofErr w:type="spellStart"/>
-            <w:r>
-              <w:rPr>
-                <w:rFonts w:ascii="맑은 고딕" w:eastAsia="맑은 고딕" w:hAnsi="맑은 고딕" w:cs="맑은 고딕"/>
-                <w:bCs/>
-                <w:lang w:val="en-US"/>
-              </w:rPr>
-              <w:t>프론트엔드</w:t>
-            </w:r>
-            <w:proofErr w:type="spellEnd"/>
-            <w:r>
-              <w:rPr>
-                <w:rFonts w:ascii="맑은 고딕" w:eastAsia="맑은 고딕" w:hAnsi="맑은 고딕" w:cs="맑은 고딕"/>
-                <w:bCs/>
-                <w:lang w:val="en-US"/>
-              </w:rPr>
-              <w:t xml:space="preserve"> 컴포넌트와 </w:t>
-            </w:r>
-            <w:proofErr w:type="spellStart"/>
-            <w:r>
-              <w:rPr>
-                <w:rFonts w:ascii="맑은 고딕" w:eastAsia="맑은 고딕" w:hAnsi="맑은 고딕" w:cs="맑은 고딕"/>
-                <w:bCs/>
-                <w:lang w:val="en-US"/>
-              </w:rPr>
-              <w:t>백엔드</w:t>
-            </w:r>
-            <w:proofErr w:type="spellEnd"/>
-            <w:r>
-              <w:rPr>
-                <w:rFonts w:ascii="맑은 고딕" w:eastAsia="맑은 고딕" w:hAnsi="맑은 고딕" w:cs="맑은 고딕"/>
-                <w:bCs/>
-                <w:lang w:val="en-US"/>
-              </w:rPr>
-              <w:t xml:space="preserve"> API 간의 인터페이스 연동 및 데이터 바인딩 완료.</w:t>
+              <w:t>마이페이지 주문/배송 내역 조회 화면의 프론트엔드 컴포넌트와 백엔드 API 간의 인터페이스 연동 및 데이터 바인딩 완료.</w:t>
             </w:r>
           </w:p>
           <w:p>
@@ -1062,59 +834,13 @@
                 <w:lang w:val="en-US"/>
               </w:rPr>
             </w:pPr>
-            <w:proofErr w:type="spellStart"/>
-            <w:r>
-              <w:rPr>
-                <w:rFonts w:ascii="맑은 고딕" w:eastAsia="맑은 고딕" w:hAnsi="맑은 고딕" w:cs="맑은 고딕"/>
-                <w:bCs/>
-                <w:lang w:val="en-US"/>
-              </w:rPr>
-              <w:t>백엔드</w:t>
-            </w:r>
-            <w:proofErr w:type="spellEnd"/>
-            <w:r>
-              <w:rPr>
-                <w:rFonts w:ascii="맑은 고딕" w:eastAsia="맑은 고딕" w:hAnsi="맑은 고딕" w:cs="맑은 고딕"/>
-                <w:bCs/>
-                <w:lang w:val="en-US"/>
-              </w:rPr>
-              <w:t xml:space="preserve"> 스키마와 </w:t>
-            </w:r>
-            <w:proofErr w:type="spellStart"/>
-            <w:r>
-              <w:rPr>
-                <w:rFonts w:ascii="맑은 고딕" w:eastAsia="맑은 고딕" w:hAnsi="맑은 고딕" w:cs="맑은 고딕"/>
-                <w:bCs/>
-                <w:lang w:val="en-US"/>
-              </w:rPr>
-              <w:t>프론트엔드</w:t>
-            </w:r>
-            <w:proofErr w:type="spellEnd"/>
-            <w:r>
-              <w:rPr>
-                <w:rFonts w:ascii="맑은 고딕" w:eastAsia="맑은 고딕" w:hAnsi="맑은 고딕" w:cs="맑은 고딕"/>
-                <w:bCs/>
-                <w:lang w:val="en-US"/>
-              </w:rPr>
-              <w:t xml:space="preserve"> 상태 코드 간의 정합성을 검증하고, </w:t>
-            </w:r>
-            <w:proofErr w:type="spellStart"/>
-            <w:r>
-              <w:rPr>
-                <w:rFonts w:ascii="맑은 고딕" w:eastAsia="맑은 고딕" w:hAnsi="맑은 고딕" w:cs="맑은 고딕"/>
-                <w:bCs/>
-                <w:lang w:val="en-US"/>
-              </w:rPr>
-              <w:t>페이지네이션</w:t>
-            </w:r>
-            <w:proofErr w:type="spellEnd"/>
-            <w:r>
-              <w:rPr>
-                <w:rFonts w:ascii="맑은 고딕" w:eastAsia="맑은 고딕" w:hAnsi="맑은 고딕" w:cs="맑은 고딕"/>
-                <w:bCs/>
-                <w:lang w:val="en-US"/>
-              </w:rPr>
-              <w:t xml:space="preserve"> 연동 상태를 최종 점검함.</w:t>
+            <w:r>
+              <w:rPr>
+                <w:rFonts w:ascii="맑은 고딕" w:eastAsia="맑은 고딕" w:hAnsi="맑은 고딕" w:cs="맑은 고딕"/>
+                <w:bCs/>
+                <w:lang w:val="en-US"/>
+              </w:rPr>
+              <w:t>백엔드 스키마와 프론트엔드 상태 코드 간의 정합성을 검증하고, 페이지네이션 연동 상태를 최종 점검함.</w:t>
             </w:r>
           </w:p>
           <w:p>
@@ -1197,61 +923,7 @@
                 <w:bCs/>
                 <w:lang w:val="en-US"/>
               </w:rPr>
-              <w:t xml:space="preserve"> </w:t>
-            </w:r>
-            <w:proofErr w:type="spellStart"/>
-            <w:r>
-              <w:rPr>
-                <w:rFonts w:ascii="맑은 고딕" w:eastAsia="맑은 고딕" w:hAnsi="맑은 고딕" w:cs="맑은 고딕"/>
-                <w:bCs/>
-                <w:lang w:val="en-US"/>
-              </w:rPr>
-              <w:t>MyPageProfile</w:t>
-            </w:r>
-            <w:proofErr w:type="spellEnd"/>
-            <w:r>
-              <w:rPr>
-                <w:rFonts w:ascii="맑은 고딕" w:eastAsia="맑은 고딕" w:hAnsi="맑은 고딕" w:cs="맑은 고딕"/>
-                <w:bCs/>
-                <w:lang w:val="en-US"/>
-              </w:rPr>
-              <w:t xml:space="preserve"> 컴포넌트 내에서 현재 비밀번호, 새 비밀번호, 확인란의 입력 상태를 감지하는 유효성 검증 규칙(</w:t>
-            </w:r>
-            <w:proofErr w:type="spellStart"/>
-            <w:r>
-              <w:rPr>
-                <w:rFonts w:ascii="맑은 고딕" w:eastAsia="맑은 고딕" w:hAnsi="맑은 고딕" w:cs="맑은 고딕"/>
-                <w:bCs/>
-                <w:lang w:val="en-US"/>
-              </w:rPr>
-              <w:t>정규식</w:t>
-            </w:r>
-            <w:proofErr w:type="spellEnd"/>
-            <w:r>
-              <w:rPr>
-                <w:rFonts w:ascii="맑은 고딕" w:eastAsia="맑은 고딕" w:hAnsi="맑은 고딕" w:cs="맑은 고딕"/>
-                <w:bCs/>
-                <w:lang w:val="en-US"/>
-              </w:rPr>
-              <w:t xml:space="preserve"> 패턴 및 길이 제한)을 프론트-</w:t>
-            </w:r>
-            <w:proofErr w:type="spellStart"/>
-            <w:r>
-              <w:rPr>
-                <w:rFonts w:ascii="맑은 고딕" w:eastAsia="맑은 고딕" w:hAnsi="맑은 고딕" w:cs="맑은 고딕"/>
-                <w:bCs/>
-                <w:lang w:val="en-US"/>
-              </w:rPr>
-              <w:t>백엔드</w:t>
-            </w:r>
-            <w:proofErr w:type="spellEnd"/>
-            <w:r>
-              <w:rPr>
-                <w:rFonts w:ascii="맑은 고딕" w:eastAsia="맑은 고딕" w:hAnsi="맑은 고딕" w:cs="맑은 고딕"/>
-                <w:bCs/>
-                <w:lang w:val="en-US"/>
-              </w:rPr>
-              <w:t xml:space="preserve"> 간 동기화 완료.</w:t>
+              <w:t xml:space="preserve"> MyPageProfile 컴포넌트 내에서 현재 비밀번호, 새 비밀번호, 확인란의 입력 상태를 감지하는 유효성 검증 규칙(정규식 패턴 및 길이 제한)을 프론트-백엔드 간 동기화 완료.</w:t>
             </w:r>
           </w:p>
           <w:p>
@@ -1282,25 +954,7 @@
                 <w:bCs/>
                 <w:lang w:val="en-US"/>
               </w:rPr>
-              <w:t xml:space="preserve"> 프로필 수정 정보(연락처, 주소 등)와 비밀번호 변경 요청을 단일 폼 데이터(</w:t>
-            </w:r>
-            <w:proofErr w:type="spellStart"/>
-            <w:r>
-              <w:rPr>
-                <w:rFonts w:ascii="맑은 고딕" w:eastAsia="맑은 고딕" w:hAnsi="맑은 고딕" w:cs="맑은 고딕"/>
-                <w:bCs/>
-                <w:lang w:val="en-US"/>
-              </w:rPr>
-              <w:t>handleUpdateAll</w:t>
-            </w:r>
-            <w:proofErr w:type="spellEnd"/>
-            <w:r>
-              <w:rPr>
-                <w:rFonts w:ascii="맑은 고딕" w:eastAsia="맑은 고딕" w:hAnsi="맑은 고딕" w:cs="맑은 고딕"/>
-                <w:bCs/>
-                <w:lang w:val="en-US"/>
-              </w:rPr>
-              <w:t>) 내에서 조건별로 분기하여 처리하는 통합 저장 프로세스 구축 및 API 테스트 완료.</w:t>
+              <w:t xml:space="preserve"> 프로필 수정 정보(연락처, 주소 등)와 비밀번호 변경 요청을 단일 폼 데이터(handleUpdateAll) 내에서 조건별로 분기하여 처리하는 통합 저장 프로세스 구축 및 API 테스트 완료.</w:t>
             </w:r>
           </w:p>
           <w:p>
@@ -1342,43 +996,7 @@
                 <w:bCs/>
                 <w:lang w:val="en-US"/>
               </w:rPr>
-              <w:t xml:space="preserve">회원 상태 및 권한 변경 시 발생할 수 있는 에러 </w:t>
-            </w:r>
-            <w:proofErr w:type="spellStart"/>
-            <w:r>
-              <w:rPr>
-                <w:rFonts w:ascii="맑은 고딕" w:eastAsia="맑은 고딕" w:hAnsi="맑은 고딕" w:cs="맑은 고딕"/>
-                <w:bCs/>
-                <w:lang w:val="en-US"/>
-              </w:rPr>
-              <w:t>헨들링</w:t>
-            </w:r>
-            <w:proofErr w:type="spellEnd"/>
-            <w:r>
-              <w:rPr>
-                <w:rFonts w:ascii="맑은 고딕" w:eastAsia="맑은 고딕" w:hAnsi="맑은 고딕" w:cs="맑은 고딕"/>
-                <w:bCs/>
-                <w:lang w:val="en-US"/>
-              </w:rPr>
-              <w:t xml:space="preserve"> 구조를 수립하고, </w:t>
-            </w:r>
-            <w:proofErr w:type="spellStart"/>
-            <w:r>
-              <w:rPr>
-                <w:rFonts w:ascii="맑은 고딕" w:eastAsia="맑은 고딕" w:hAnsi="맑은 고딕" w:cs="맑은 고딕"/>
-                <w:bCs/>
-                <w:lang w:val="en-US"/>
-              </w:rPr>
-              <w:t>백엔드</w:t>
-            </w:r>
-            <w:proofErr w:type="spellEnd"/>
-            <w:r>
-              <w:rPr>
-                <w:rFonts w:ascii="맑은 고딕" w:eastAsia="맑은 고딕" w:hAnsi="맑은 고딕" w:cs="맑은 고딕"/>
-                <w:bCs/>
-                <w:lang w:val="en-US"/>
-              </w:rPr>
-              <w:t xml:space="preserve"> 엔티티 내 도메인 로직과의 정합성 검증 단계 진행 중.</w:t>
+              <w:t>회원 상태 및 권한 변경 시 발생할 수 있는 에러 헨들링 구조를 수립하고, 백엔드 엔티티 내 도메인 로직과의 정합성 검증 단계 진행 중.</w:t>
             </w:r>
           </w:p>
           <w:p>
@@ -1421,47 +1039,7 @@
                 <w:lang w:val="en-US"/>
               </w:rPr>
               <w:lastRenderedPageBreak/>
-              <w:t xml:space="preserve">4. 마이페이지 주문 배송 페이지 관련 </w:t>
-            </w:r>
-            <w:proofErr w:type="spellStart"/>
-            <w:r>
-              <w:rPr>
-                <w:rFonts w:ascii="맑은 고딕" w:eastAsia="맑은 고딕" w:hAnsi="맑은 고딕" w:cs="맑은 고딕"/>
-                <w:b/>
-                <w:bCs/>
-                <w:lang w:val="en-US"/>
-              </w:rPr>
-              <w:t>프론트엔드</w:t>
-            </w:r>
-            <w:proofErr w:type="spellEnd"/>
-            <w:r>
-              <w:rPr>
-                <w:rFonts w:ascii="맑은 고딕" w:eastAsia="맑은 고딕" w:hAnsi="맑은 고딕" w:cs="맑은 고딕"/>
-                <w:b/>
-                <w:bCs/>
-                <w:lang w:val="en-US"/>
-              </w:rPr>
-              <w:t xml:space="preserve"> 공통 컴포넌트 전면 </w:t>
-            </w:r>
-            <w:proofErr w:type="spellStart"/>
-            <w:r>
-              <w:rPr>
-                <w:rFonts w:ascii="맑은 고딕" w:eastAsia="맑은 고딕" w:hAnsi="맑은 고딕" w:cs="맑은 고딕"/>
-                <w:b/>
-                <w:bCs/>
-                <w:lang w:val="en-US"/>
-              </w:rPr>
-              <w:t>리팩토링</w:t>
-            </w:r>
-            <w:proofErr w:type="spellEnd"/>
-            <w:r>
-              <w:rPr>
-                <w:rFonts w:ascii="맑은 고딕" w:eastAsia="맑은 고딕" w:hAnsi="맑은 고딕" w:cs="맑은 고딕"/>
-                <w:b/>
-                <w:bCs/>
-                <w:lang w:val="en-US"/>
-              </w:rPr>
-              <w:t xml:space="preserve"> 및 디자인 시스템 일관성 확보(담당자: 이지수)</w:t>
+              <w:t>4. 마이페이지 주문 배송 페이지 관련 프론트엔드 공통 컴포넌트 전면 리팩토링 및 디자인 시스템 일관성 확보(담당자: 이지수)</w:t>
             </w:r>
           </w:p>
           <w:p>
@@ -1508,23 +1086,13 @@
                 <w:lang w:val="en-US"/>
               </w:rPr>
             </w:pPr>
-            <w:proofErr w:type="spellStart"/>
-            <w:r>
-              <w:rPr>
-                <w:rFonts w:ascii="맑은 고딕" w:eastAsia="맑은 고딕" w:hAnsi="맑은 고딕" w:cs="맑은 고딕"/>
-                <w:bCs/>
-                <w:lang w:val="en-US"/>
-              </w:rPr>
-              <w:t>하드코딩되어</w:t>
-            </w:r>
-            <w:proofErr w:type="spellEnd"/>
-            <w:r>
-              <w:rPr>
-                <w:rFonts w:ascii="맑은 고딕" w:eastAsia="맑은 고딕" w:hAnsi="맑은 고딕" w:cs="맑은 고딕"/>
-                <w:bCs/>
-                <w:lang w:val="en-US"/>
-              </w:rPr>
-              <w:t xml:space="preserve"> 있던 생 HTML 태그들을 프로젝트 자체 개발 공통 컴포넌트 규격으로 100% 교체 완료.</w:t>
+            <w:r>
+              <w:rPr>
+                <w:rFonts w:ascii="맑은 고딕" w:eastAsia="맑은 고딕" w:hAnsi="맑은 고딕" w:cs="맑은 고딕"/>
+                <w:bCs/>
+                <w:lang w:val="en-US"/>
+              </w:rPr>
+              <w:t>하드코딩되어 있던 생 HTML 태그들을 프로젝트 자체 개발 공통 컴포넌트 규격으로 100% 교체 완료.</w:t>
             </w:r>
           </w:p>
           <w:p>
@@ -1546,61 +1114,7 @@
                 <w:bCs/>
                 <w:lang w:val="en-US"/>
               </w:rPr>
-              <w:t xml:space="preserve">비밀번호 </w:t>
-            </w:r>
-            <w:proofErr w:type="spellStart"/>
-            <w:r>
-              <w:rPr>
-                <w:rFonts w:ascii="맑은 고딕" w:eastAsia="맑은 고딕" w:hAnsi="맑은 고딕" w:cs="맑은 고딕"/>
-                <w:bCs/>
-                <w:lang w:val="en-US"/>
-              </w:rPr>
-              <w:t>마스킹</w:t>
-            </w:r>
-            <w:proofErr w:type="spellEnd"/>
-            <w:r>
-              <w:rPr>
-                <w:rFonts w:ascii="맑은 고딕" w:eastAsia="맑은 고딕" w:hAnsi="맑은 고딕" w:cs="맑은 고딕"/>
-                <w:bCs/>
-                <w:lang w:val="en-US"/>
-              </w:rPr>
-              <w:t xml:space="preserve"> 해제를 위한 </w:t>
-            </w:r>
-            <w:proofErr w:type="spellStart"/>
-            <w:r>
-              <w:rPr>
-                <w:rFonts w:ascii="맑은 고딕" w:eastAsia="맑은 고딕" w:hAnsi="맑은 고딕" w:cs="맑은 고딕"/>
-                <w:bCs/>
-                <w:lang w:val="en-US"/>
-              </w:rPr>
-              <w:t>PasswordToggleButton</w:t>
-            </w:r>
-            <w:proofErr w:type="spellEnd"/>
-            <w:r>
-              <w:rPr>
-                <w:rFonts w:ascii="맑은 고딕" w:eastAsia="맑은 고딕" w:hAnsi="맑은 고딕" w:cs="맑은 고딕"/>
-                <w:bCs/>
-                <w:lang w:val="en-US"/>
-              </w:rPr>
-              <w:t xml:space="preserve">을 </w:t>
-            </w:r>
-            <w:proofErr w:type="spellStart"/>
-            <w:r>
-              <w:rPr>
-                <w:rFonts w:ascii="맑은 고딕" w:eastAsia="맑은 고딕" w:hAnsi="맑은 고딕" w:cs="맑은 고딕"/>
-                <w:bCs/>
-                <w:lang w:val="en-US"/>
-              </w:rPr>
-              <w:t>InputField</w:t>
-            </w:r>
-            <w:proofErr w:type="spellEnd"/>
-            <w:r>
-              <w:rPr>
-                <w:rFonts w:ascii="맑은 고딕" w:eastAsia="맑은 고딕" w:hAnsi="맑은 고딕" w:cs="맑은 고딕"/>
-                <w:bCs/>
-                <w:lang w:val="en-US"/>
-              </w:rPr>
-              <w:t>의 trailing 속성으로 결합하여 코드 재사용성 극대화.</w:t>
+              <w:t>비밀번호 마스킹 해제를 위한 PasswordToggleButton을 InputField의 trailing 속성으로 결합하여 코드 재사용성 극대화.</w:t>
             </w:r>
           </w:p>
           <w:p>
@@ -1622,25 +1136,7 @@
                 <w:bCs/>
                 <w:lang w:val="en-US"/>
               </w:rPr>
-              <w:t xml:space="preserve">회원 탈퇴 버튼의 UI 계층 구조를 텍스트 링크 형태로 </w:t>
-            </w:r>
-            <w:proofErr w:type="spellStart"/>
-            <w:r>
-              <w:rPr>
-                <w:rFonts w:ascii="맑은 고딕" w:eastAsia="맑은 고딕" w:hAnsi="맑은 고딕" w:cs="맑은 고딕"/>
-                <w:bCs/>
-                <w:lang w:val="en-US"/>
-              </w:rPr>
-              <w:t>리팩토링</w:t>
-            </w:r>
-            <w:proofErr w:type="spellEnd"/>
-            <w:r>
-              <w:rPr>
-                <w:rFonts w:ascii="맑은 고딕" w:eastAsia="맑은 고딕" w:hAnsi="맑은 고딕" w:cs="맑은 고딕"/>
-                <w:bCs/>
-                <w:lang w:val="en-US"/>
-              </w:rPr>
-              <w:t xml:space="preserve"> 하여 메인 저장 버튼과의 시각적 우선순위 조절 및 화면 일관성 확보.</w:t>
+              <w:t>회원 탈퇴 버튼의 UI 계층 구조를 텍스트 링크 형태로 리팩토링 하여 메인 저장 버튼과의 시각적 우선순위 조절 및 화면 일관성 확보.</w:t>
             </w:r>
           </w:p>
           <w:p>
@@ -1648,6 +1144,7 @@
               <w:spacing w:before="240" w:after="240"/>
               <w:rPr>
                 <w:rFonts w:ascii="맑은 고딕" w:eastAsia="맑은 고딕" w:hAnsi="맑은 고딕" w:cs="맑은 고딕"/>
+                <w:b/>
                 <w:bCs/>
                 <w:lang w:val="en-US"/>
               </w:rPr>
@@ -1668,388 +1165,217 @@
                 <w:bCs/>
                 <w:lang w:val="en-US"/>
               </w:rPr>
-              <w:t xml:space="preserve">. 주문/결제 기능 구현 (담당자: </w:t>
-            </w:r>
-            <w:proofErr w:type="spellStart"/>
-            <w:r>
-              <w:rPr>
-                <w:rFonts w:ascii="맑은 고딕" w:eastAsia="맑은 고딕" w:hAnsi="맑은 고딕" w:cs="맑은 고딕"/>
-                <w:b/>
-                <w:bCs/>
-                <w:lang w:val="en-US"/>
-              </w:rPr>
-              <w:t>정인혁</w:t>
-            </w:r>
-            <w:proofErr w:type="spellEnd"/>
-            <w:r>
-              <w:rPr>
-                <w:rFonts w:ascii="맑은 고딕" w:eastAsia="맑은 고딕" w:hAnsi="맑은 고딕" w:cs="맑은 고딕"/>
-                <w:b/>
-                <w:bCs/>
-                <w:lang w:val="en-US"/>
-              </w:rPr>
-              <w:t>)</w:t>
+              <w:t>. 리뷰 및 인기 검색어 기능 구현 (담당자: 정인혁)</w:t>
             </w:r>
           </w:p>
           <w:p>
             <w:pPr>
               <w:numPr>
                 <w:ilvl w:val="0"/>
-                <w:numId w:val="23"/>
+                <w:numId w:val="37"/>
               </w:numPr>
               <w:spacing w:before="240" w:after="240"/>
               <w:rPr>
                 <w:rFonts w:ascii="맑은 고딕" w:eastAsia="맑은 고딕" w:hAnsi="맑은 고딕" w:cs="맑은 고딕"/>
-                <w:bCs/>
                 <w:lang w:val="en-US"/>
               </w:rPr>
             </w:pPr>
             <w:r>
               <w:rPr>
                 <w:rFonts w:ascii="맑은 고딕" w:eastAsia="맑은 고딕" w:hAnsi="맑은 고딕" w:cs="맑은 고딕"/>
-                <w:bCs/>
-                <w:lang w:val="en-US"/>
-              </w:rPr>
-              <w:t>주문 생성 API 구현</w:t>
+                <w:lang w:val="en-US"/>
+              </w:rPr>
+              <w:t>상품 리뷰 조회/작성 API 구현</w:t>
             </w:r>
           </w:p>
           <w:p>
             <w:pPr>
               <w:numPr>
                 <w:ilvl w:val="0"/>
-                <w:numId w:val="23"/>
+                <w:numId w:val="37"/>
               </w:numPr>
               <w:spacing w:before="240" w:after="240"/>
               <w:rPr>
                 <w:rFonts w:ascii="맑은 고딕" w:eastAsia="맑은 고딕" w:hAnsi="맑은 고딕" w:cs="맑은 고딕"/>
-                <w:bCs/>
                 <w:lang w:val="en-US"/>
               </w:rPr>
             </w:pPr>
             <w:r>
               <w:rPr>
                 <w:rFonts w:ascii="맑은 고딕" w:eastAsia="맑은 고딕" w:hAnsi="맑은 고딕" w:cs="맑은 고딕"/>
-                <w:bCs/>
-                <w:lang w:val="en-US"/>
-              </w:rPr>
-              <w:t>주문 상품 데이터 구조 설계</w:t>
+                <w:lang w:val="en-US"/>
+              </w:rPr>
+              <w:t>인기 검색어 조회 API 구현</w:t>
             </w:r>
           </w:p>
           <w:p>
             <w:pPr>
               <w:numPr>
                 <w:ilvl w:val="0"/>
-                <w:numId w:val="23"/>
+                <w:numId w:val="37"/>
               </w:numPr>
               <w:spacing w:before="240" w:after="240"/>
               <w:rPr>
                 <w:rFonts w:ascii="맑은 고딕" w:eastAsia="맑은 고딕" w:hAnsi="맑은 고딕" w:cs="맑은 고딕"/>
-                <w:bCs/>
                 <w:lang w:val="en-US"/>
               </w:rPr>
             </w:pPr>
             <w:r>
               <w:rPr>
                 <w:rFonts w:ascii="맑은 고딕" w:eastAsia="맑은 고딕" w:hAnsi="맑은 고딕" w:cs="맑은 고딕"/>
-                <w:bCs/>
-                <w:lang w:val="en-US"/>
-              </w:rPr>
-              <w:t>주문 상태 및 결제 상태 처리 로직 구현</w:t>
+                <w:lang w:val="en-US"/>
+              </w:rPr>
+              <w:t>검색 데이터 집계 구조 검토</w:t>
+            </w:r>
+          </w:p>
+          <w:p>
+            <w:pPr>
+              <w:spacing w:before="240" w:after="240"/>
+              <w:rPr>
+                <w:rFonts w:ascii="맑은 고딕" w:eastAsia="맑은 고딕" w:hAnsi="맑은 고딕" w:cs="맑은 고딕"/>
+                <w:b/>
+                <w:bCs/>
+                <w:lang w:val="en-US"/>
+              </w:rPr>
+            </w:pPr>
+            <w:r>
+              <w:rPr>
+                <w:rFonts w:ascii="맑은 고딕" w:eastAsia="맑은 고딕" w:hAnsi="맑은 고딕" w:cs="맑은 고딕" w:hint="eastAsia"/>
+                <w:b/>
+                <w:bCs/>
+                <w:lang w:val="en-US"/>
+              </w:rPr>
+              <w:t>6</w:t>
+            </w:r>
+            <w:r>
+              <w:rPr>
+                <w:rFonts w:ascii="맑은 고딕" w:eastAsia="맑은 고딕" w:hAnsi="맑은 고딕" w:cs="맑은 고딕"/>
+                <w:b/>
+                <w:bCs/>
+                <w:lang w:val="en-US"/>
+              </w:rPr>
+              <w:t>. 장바구니/리뷰 도메인 구조 개선 (담당자: 정인혁)</w:t>
             </w:r>
           </w:p>
           <w:p>
             <w:pPr>
               <w:numPr>
                 <w:ilvl w:val="0"/>
-                <w:numId w:val="23"/>
+                <w:numId w:val="38"/>
               </w:numPr>
               <w:spacing w:before="240" w:after="240"/>
               <w:rPr>
                 <w:rFonts w:ascii="맑은 고딕" w:eastAsia="맑은 고딕" w:hAnsi="맑은 고딕" w:cs="맑은 고딕"/>
-                <w:bCs/>
                 <w:lang w:val="en-US"/>
               </w:rPr>
             </w:pPr>
             <w:r>
               <w:rPr>
                 <w:rFonts w:ascii="맑은 고딕" w:eastAsia="맑은 고딕" w:hAnsi="맑은 고딕" w:cs="맑은 고딕"/>
-                <w:bCs/>
-                <w:lang w:val="en-US"/>
-              </w:rPr>
-              <w:t>주문 데이터 저장 및 조회 기능 구현</w:t>
-            </w:r>
-          </w:p>
-          <w:p>
-            <w:pPr>
-              <w:spacing w:before="240" w:after="240"/>
-              <w:rPr>
-                <w:rFonts w:ascii="맑은 고딕" w:eastAsia="맑은 고딕" w:hAnsi="맑은 고딕" w:cs="맑은 고딕"/>
-                <w:bCs/>
-                <w:lang w:val="en-US"/>
-              </w:rPr>
-            </w:pPr>
-            <w:r>
-              <w:rPr>
-                <w:rFonts w:ascii="맑은 고딕" w:eastAsia="맑은 고딕" w:hAnsi="맑은 고딕" w:cs="맑은 고딕" w:hint="eastAsia"/>
-                <w:b/>
-                <w:bCs/>
-                <w:lang w:val="en-US"/>
-              </w:rPr>
-              <w:t>6</w:t>
-            </w:r>
-            <w:r>
-              <w:rPr>
-                <w:rFonts w:ascii="맑은 고딕" w:eastAsia="맑은 고딕" w:hAnsi="맑은 고딕" w:cs="맑은 고딕"/>
-                <w:b/>
-                <w:bCs/>
-                <w:lang w:val="en-US"/>
-              </w:rPr>
-              <w:t xml:space="preserve">. 배송지 관리 기능 구현 (담당자: </w:t>
-            </w:r>
-            <w:proofErr w:type="spellStart"/>
-            <w:r>
-              <w:rPr>
-                <w:rFonts w:ascii="맑은 고딕" w:eastAsia="맑은 고딕" w:hAnsi="맑은 고딕" w:cs="맑은 고딕"/>
-                <w:b/>
-                <w:bCs/>
-                <w:lang w:val="en-US"/>
-              </w:rPr>
-              <w:t>정인혁</w:t>
-            </w:r>
-            <w:proofErr w:type="spellEnd"/>
-            <w:r>
-              <w:rPr>
-                <w:rFonts w:ascii="맑은 고딕" w:eastAsia="맑은 고딕" w:hAnsi="맑은 고딕" w:cs="맑은 고딕"/>
-                <w:b/>
-                <w:bCs/>
-                <w:lang w:val="en-US"/>
-              </w:rPr>
-              <w:t>)</w:t>
+                <w:lang w:val="en-US"/>
+              </w:rPr>
+              <w:t>Cart 및 Review 도메인 하이브리드 주문 구조 대응</w:t>
             </w:r>
           </w:p>
           <w:p>
             <w:pPr>
               <w:numPr>
                 <w:ilvl w:val="0"/>
-                <w:numId w:val="24"/>
+                <w:numId w:val="38"/>
               </w:numPr>
               <w:spacing w:before="240" w:after="240"/>
               <w:rPr>
                 <w:rFonts w:ascii="맑은 고딕" w:eastAsia="맑은 고딕" w:hAnsi="맑은 고딕" w:cs="맑은 고딕"/>
-                <w:bCs/>
                 <w:lang w:val="en-US"/>
               </w:rPr>
             </w:pPr>
             <w:r>
               <w:rPr>
                 <w:rFonts w:ascii="맑은 고딕" w:eastAsia="맑은 고딕" w:hAnsi="맑은 고딕" w:cs="맑은 고딕"/>
-                <w:bCs/>
-                <w:lang w:val="en-US"/>
-              </w:rPr>
-              <w:t>배송지 등록 API 구현</w:t>
+                <w:lang w:val="en-US"/>
+              </w:rPr>
+              <w:lastRenderedPageBreak/>
+              <w:t>INTERNAL / NAVER 상품 구분 처리 구조 반영</w:t>
             </w:r>
           </w:p>
           <w:p>
             <w:pPr>
               <w:numPr>
                 <w:ilvl w:val="0"/>
-                <w:numId w:val="24"/>
+                <w:numId w:val="38"/>
               </w:numPr>
               <w:spacing w:before="240" w:after="240"/>
               <w:rPr>
                 <w:rFonts w:ascii="맑은 고딕" w:eastAsia="맑은 고딕" w:hAnsi="맑은 고딕" w:cs="맑은 고딕"/>
-                <w:bCs/>
                 <w:lang w:val="en-US"/>
               </w:rPr>
             </w:pPr>
             <w:r>
               <w:rPr>
                 <w:rFonts w:ascii="맑은 고딕" w:eastAsia="맑은 고딕" w:hAnsi="맑은 고딕" w:cs="맑은 고딕"/>
-                <w:bCs/>
-                <w:lang w:val="en-US"/>
-              </w:rPr>
-              <w:t>배송지 조회/수정/삭제 API 구현</w:t>
+                <w:lang w:val="en-US"/>
+              </w:rPr>
+              <w:t>장바구니 엔티티 및 서비스 로직 개선</w:t>
             </w:r>
           </w:p>
           <w:p>
             <w:pPr>
               <w:numPr>
                 <w:ilvl w:val="0"/>
-                <w:numId w:val="24"/>
+                <w:numId w:val="38"/>
               </w:numPr>
               <w:spacing w:before="240" w:after="240"/>
               <w:rPr>
                 <w:rFonts w:ascii="맑은 고딕" w:eastAsia="맑은 고딕" w:hAnsi="맑은 고딕" w:cs="맑은 고딕"/>
-                <w:bCs/>
                 <w:lang w:val="en-US"/>
               </w:rPr>
             </w:pPr>
             <w:r>
               <w:rPr>
                 <w:rFonts w:ascii="맑은 고딕" w:eastAsia="맑은 고딕" w:hAnsi="맑은 고딕" w:cs="맑은 고딕"/>
-                <w:bCs/>
-                <w:lang w:val="en-US"/>
-              </w:rPr>
-              <w:lastRenderedPageBreak/>
-              <w:t>기본 배송지 설정 기능 구현</w:t>
+                <w:lang w:val="en-US"/>
+              </w:rPr>
+              <w:t>Review 도메인을 주문 상품(OrderItem) 기반 구조로 변경</w:t>
             </w:r>
           </w:p>
           <w:p>
             <w:pPr>
               <w:numPr>
                 <w:ilvl w:val="0"/>
-                <w:numId w:val="24"/>
+                <w:numId w:val="38"/>
               </w:numPr>
               <w:spacing w:before="240" w:after="240"/>
               <w:rPr>
                 <w:rFonts w:ascii="맑은 고딕" w:eastAsia="맑은 고딕" w:hAnsi="맑은 고딕" w:cs="맑은 고딕"/>
-                <w:bCs/>
                 <w:lang w:val="en-US"/>
               </w:rPr>
             </w:pPr>
             <w:r>
               <w:rPr>
                 <w:rFonts w:ascii="맑은 고딕" w:eastAsia="맑은 고딕" w:hAnsi="맑은 고딕" w:cs="맑은 고딕"/>
-                <w:bCs/>
-                <w:lang w:val="en-US"/>
-              </w:rPr>
-              <w:t>주문 기능과 연계 가능한 배송지 구조 구성</w:t>
-            </w:r>
-          </w:p>
-          <w:p>
-            <w:pPr>
-              <w:spacing w:before="240" w:after="240"/>
-              <w:rPr>
-                <w:rFonts w:ascii="맑은 고딕" w:eastAsia="맑은 고딕" w:hAnsi="맑은 고딕" w:cs="맑은 고딕"/>
-                <w:bCs/>
-                <w:lang w:val="en-US"/>
-              </w:rPr>
-            </w:pPr>
-            <w:r>
-              <w:rPr>
-                <w:rFonts w:ascii="맑은 고딕" w:eastAsia="맑은 고딕" w:hAnsi="맑은 고딕" w:cs="맑은 고딕" w:hint="eastAsia"/>
-                <w:b/>
-                <w:bCs/>
-                <w:lang w:val="en-US"/>
-              </w:rPr>
-              <w:t>7</w:t>
-            </w:r>
-            <w:r>
-              <w:rPr>
-                <w:rFonts w:ascii="맑은 고딕" w:eastAsia="맑은 고딕" w:hAnsi="맑은 고딕" w:cs="맑은 고딕"/>
-                <w:b/>
-                <w:bCs/>
-                <w:lang w:val="en-US"/>
-              </w:rPr>
-              <w:t xml:space="preserve">. 관리자 상품 관리 기능 구현 (담당자: </w:t>
-            </w:r>
-            <w:proofErr w:type="spellStart"/>
-            <w:r>
-              <w:rPr>
-                <w:rFonts w:ascii="맑은 고딕" w:eastAsia="맑은 고딕" w:hAnsi="맑은 고딕" w:cs="맑은 고딕"/>
-                <w:b/>
-                <w:bCs/>
-                <w:lang w:val="en-US"/>
-              </w:rPr>
-              <w:t>정인혁</w:t>
-            </w:r>
-            <w:proofErr w:type="spellEnd"/>
-            <w:r>
-              <w:rPr>
-                <w:rFonts w:ascii="맑은 고딕" w:eastAsia="맑은 고딕" w:hAnsi="맑은 고딕" w:cs="맑은 고딕"/>
-                <w:b/>
-                <w:bCs/>
-                <w:lang w:val="en-US"/>
-              </w:rPr>
-              <w:t>)</w:t>
+                <w:lang w:val="en-US"/>
+              </w:rPr>
+              <w:t>주문 상품 조회를 위한 Repository 및 리뷰 조회 로직 보완</w:t>
             </w:r>
           </w:p>
           <w:p>
             <w:pPr>
               <w:numPr>
                 <w:ilvl w:val="0"/>
-                <w:numId w:val="25"/>
+                <w:numId w:val="38"/>
               </w:numPr>
               <w:spacing w:before="240" w:after="240"/>
               <w:rPr>
                 <w:rFonts w:ascii="맑은 고딕" w:eastAsia="맑은 고딕" w:hAnsi="맑은 고딕" w:cs="맑은 고딕"/>
-                <w:bCs/>
                 <w:lang w:val="en-US"/>
               </w:rPr>
             </w:pPr>
             <w:r>
               <w:rPr>
                 <w:rFonts w:ascii="맑은 고딕" w:eastAsia="맑은 고딕" w:hAnsi="맑은 고딕" w:cs="맑은 고딕"/>
-                <w:bCs/>
-                <w:lang w:val="en-US"/>
-              </w:rPr>
-              <w:t>관리자 상품 등록 API 구현</w:t>
-            </w:r>
-          </w:p>
-          <w:p>
-            <w:pPr>
-              <w:numPr>
-                <w:ilvl w:val="0"/>
-                <w:numId w:val="25"/>
-              </w:numPr>
-              <w:spacing w:before="240" w:after="240"/>
-              <w:rPr>
-                <w:rFonts w:ascii="맑은 고딕" w:eastAsia="맑은 고딕" w:hAnsi="맑은 고딕" w:cs="맑은 고딕"/>
-                <w:bCs/>
-                <w:lang w:val="en-US"/>
-              </w:rPr>
-            </w:pPr>
-            <w:r>
-              <w:rPr>
-                <w:rFonts w:ascii="맑은 고딕" w:eastAsia="맑은 고딕" w:hAnsi="맑은 고딕" w:cs="맑은 고딕"/>
-                <w:bCs/>
-                <w:lang w:val="en-US"/>
-              </w:rPr>
-              <w:t>관리자 상품 수정/삭제 API 구현</w:t>
-            </w:r>
-          </w:p>
-          <w:p>
-            <w:pPr>
-              <w:numPr>
-                <w:ilvl w:val="0"/>
-                <w:numId w:val="25"/>
-              </w:numPr>
-              <w:spacing w:before="240" w:after="240"/>
-              <w:rPr>
-                <w:rFonts w:ascii="맑은 고딕" w:eastAsia="맑은 고딕" w:hAnsi="맑은 고딕" w:cs="맑은 고딕"/>
-                <w:bCs/>
-                <w:lang w:val="en-US"/>
-              </w:rPr>
-            </w:pPr>
-            <w:r>
-              <w:rPr>
-                <w:rFonts w:ascii="맑은 고딕" w:eastAsia="맑은 고딕" w:hAnsi="맑은 고딕" w:cs="맑은 고딕"/>
-                <w:bCs/>
-                <w:lang w:val="en-US"/>
-              </w:rPr>
-              <w:t>재고 및 상품 상태 관리 기능 구현</w:t>
-            </w:r>
-          </w:p>
-          <w:p>
-            <w:pPr>
-              <w:numPr>
-                <w:ilvl w:val="0"/>
-                <w:numId w:val="25"/>
-              </w:numPr>
-              <w:spacing w:before="240" w:after="240"/>
-              <w:rPr>
-                <w:rFonts w:ascii="맑은 고딕" w:eastAsia="맑은 고딕" w:hAnsi="맑은 고딕" w:cs="맑은 고딕"/>
-                <w:bCs/>
-                <w:lang w:val="en-US"/>
-              </w:rPr>
-            </w:pPr>
-            <w:r>
-              <w:rPr>
-                <w:rFonts w:ascii="맑은 고딕" w:eastAsia="맑은 고딕" w:hAnsi="맑은 고딕" w:cs="맑은 고딕"/>
-                <w:bCs/>
-                <w:lang w:val="en-US"/>
-              </w:rPr>
-              <w:t>상품 이미지 및 카테고리 연동 기능 구현</w:t>
+                <w:lang w:val="en-US"/>
+              </w:rPr>
+              <w:t>상품 연관관계 nullable 구조 적용</w:t>
             </w:r>
           </w:p>
           <w:p>
@@ -2069,7 +1395,7 @@
                 <w:bCs/>
                 <w:lang w:val="en-US"/>
               </w:rPr>
-              <w:t>8</w:t>
+              <w:t>7</w:t>
             </w:r>
             <w:r>
               <w:rPr>
@@ -2078,27 +1404,7 @@
                 <w:bCs/>
                 <w:lang w:val="en-US"/>
               </w:rPr>
-              <w:t xml:space="preserve">. 가중치 로그 기반 구축(담당자: </w:t>
-            </w:r>
-            <w:proofErr w:type="spellStart"/>
-            <w:r>
-              <w:rPr>
-                <w:rFonts w:ascii="맑은 고딕" w:eastAsia="맑은 고딕" w:hAnsi="맑은 고딕" w:cs="맑은 고딕"/>
-                <w:b/>
-                <w:bCs/>
-                <w:lang w:val="en-US"/>
-              </w:rPr>
-              <w:t>전이레</w:t>
-            </w:r>
-            <w:proofErr w:type="spellEnd"/>
-            <w:r>
-              <w:rPr>
-                <w:rFonts w:ascii="맑은 고딕" w:eastAsia="맑은 고딕" w:hAnsi="맑은 고딕" w:cs="맑은 고딕"/>
-                <w:b/>
-                <w:bCs/>
-                <w:lang w:val="en-US"/>
-              </w:rPr>
-              <w:t>)</w:t>
+              <w:t>. 가중치 로그 기반 구축(담당자: 전이레)</w:t>
             </w:r>
           </w:p>
           <w:p>
@@ -2180,7 +1486,6 @@
                 <w:lang w:val="en-US"/>
               </w:rPr>
             </w:pPr>
-            <w:proofErr w:type="spellStart"/>
             <w:r>
               <w:rPr>
                 <w:rFonts w:ascii="맑은 고딕" w:eastAsia="맑은 고딕" w:hAnsi="맑은 고딕" w:cs="맑은 고딕"/>
@@ -2190,7 +1495,6 @@
               </w:rPr>
               <w:t>WeightLogService</w:t>
             </w:r>
-            <w:proofErr w:type="spellEnd"/>
             <w:r>
               <w:rPr>
                 <w:rFonts w:ascii="맑은 고딕" w:eastAsia="맑은 고딕" w:hAnsi="맑은 고딕" w:cs="맑은 고딕"/>
@@ -2217,7 +1521,7 @@
                 <w:bCs/>
                 <w:lang w:val="en-US"/>
               </w:rPr>
-              <w:t>9</w:t>
+              <w:t>8</w:t>
             </w:r>
             <w:r>
               <w:rPr>
@@ -2226,27 +1530,7 @@
                 <w:bCs/>
                 <w:lang w:val="en-US"/>
               </w:rPr>
-              <w:t xml:space="preserve">. 가중치 계수 보정 규칙 적용(담당자: </w:t>
-            </w:r>
-            <w:proofErr w:type="spellStart"/>
-            <w:r>
-              <w:rPr>
-                <w:rFonts w:ascii="맑은 고딕" w:eastAsia="맑은 고딕" w:hAnsi="맑은 고딕" w:cs="맑은 고딕"/>
-                <w:b/>
-                <w:bCs/>
-                <w:lang w:val="en-US"/>
-              </w:rPr>
-              <w:t>전이레</w:t>
-            </w:r>
-            <w:proofErr w:type="spellEnd"/>
-            <w:r>
-              <w:rPr>
-                <w:rFonts w:ascii="맑은 고딕" w:eastAsia="맑은 고딕" w:hAnsi="맑은 고딕" w:cs="맑은 고딕"/>
-                <w:b/>
-                <w:bCs/>
-                <w:lang w:val="en-US"/>
-              </w:rPr>
-              <w:t>)</w:t>
+              <w:t>. 가중치 계수 보정 규칙 적용(담당자: 전이레)</w:t>
             </w:r>
           </w:p>
           <w:p>
@@ -2262,8 +1546,6 @@
                 <w:lang w:val="en-US"/>
               </w:rPr>
             </w:pPr>
-            <w:proofErr w:type="spellStart"/>
-            <w:proofErr w:type="gramStart"/>
             <w:r>
               <w:rPr>
                 <w:rFonts w:ascii="맑은 고딕" w:eastAsia="맑은 고딕" w:hAnsi="맑은 고딕" w:cs="맑은 고딕"/>
@@ -2272,8 +1554,6 @@
               </w:rPr>
               <w:t>application.properties</w:t>
             </w:r>
-            <w:proofErr w:type="spellEnd"/>
-            <w:proofErr w:type="gramEnd"/>
             <w:r>
               <w:rPr>
                 <w:rFonts w:ascii="맑은 고딕" w:eastAsia="맑은 고딕" w:hAnsi="맑은 고딕" w:cs="맑은 고딕"/>
@@ -2307,7 +1587,7 @@
               </w:numPr>
               <w:spacing w:before="240" w:after="240"/>
               <w:rPr>
-                <w:rFonts w:ascii="맑은 고딕" w:eastAsia="맑은 고딕" w:hAnsi="맑은 고딕" w:cs="맑은 고딕" w:hint="eastAsia"/>
+                <w:rFonts w:ascii="맑은 고딕" w:eastAsia="맑은 고딕" w:hAnsi="맑은 고딕" w:cs="맑은 고딕"/>
                 <w:bCs/>
                 <w:lang w:val="en-US"/>
               </w:rPr>
@@ -2318,7 +1598,6 @@
                 <w:bCs/>
                 <w:lang w:val="en-US"/>
               </w:rPr>
-              <w:lastRenderedPageBreak/>
               <w:t>메타태그에 따른 계수 보정 설정 또한 마쳤습니다.</w:t>
             </w:r>
           </w:p>
@@ -2363,36 +1642,8 @@
                 <w:bCs/>
                 <w:lang w:val="en-US"/>
               </w:rPr>
-              <w:t xml:space="preserve"> </w:t>
-            </w:r>
-            <w:proofErr w:type="spellStart"/>
-            <w:r>
-              <w:rPr>
-                <w:rFonts w:ascii="맑은 고딕" w:eastAsia="맑은 고딕" w:hAnsi="맑은 고딕" w:cs="맑은 고딕" w:hint="eastAsia"/>
-                <w:bCs/>
-                <w:lang w:val="en-US"/>
-              </w:rPr>
-              <w:t>백엔드</w:t>
-            </w:r>
-            <w:proofErr w:type="spellEnd"/>
-            <w:r>
-              <w:rPr>
-                <w:rFonts w:ascii="맑은 고딕" w:eastAsia="맑은 고딕" w:hAnsi="맑은 고딕" w:cs="맑은 고딕" w:hint="eastAsia"/>
-                <w:bCs/>
-                <w:lang w:val="en-US"/>
-              </w:rPr>
-              <w:t xml:space="preserve"> 및 </w:t>
-            </w:r>
-            <w:proofErr w:type="spellStart"/>
-            <w:r>
-              <w:rPr>
-                <w:rFonts w:ascii="맑은 고딕" w:eastAsia="맑은 고딕" w:hAnsi="맑은 고딕" w:cs="맑은 고딕" w:hint="eastAsia"/>
-                <w:bCs/>
-                <w:lang w:val="en-US"/>
-              </w:rPr>
-              <w:t>프런트엔드</w:t>
-            </w:r>
-            <w:proofErr w:type="spellEnd"/>
+              <w:t xml:space="preserve"> 백엔드 및 프런트엔드</w:t>
+            </w:r>
             <w:r>
               <w:rPr>
                 <w:rFonts w:ascii="맑은 고딕" w:eastAsia="맑은 고딕" w:hAnsi="맑은 고딕" w:cs="맑은 고딕" w:hint="eastAsia"/>
@@ -2475,39 +1726,7 @@
                 <w:rFonts w:ascii="맑은 고딕" w:eastAsia="맑은 고딕" w:hAnsi="맑은 고딕" w:cs="맑은 고딕"/>
                 <w:lang w:val="en-US"/>
               </w:rPr>
-              <w:t xml:space="preserve">관리자 대시보드 회원 제어 시스템 및 사용자 상태관리 API의 버그 </w:t>
-            </w:r>
-            <w:proofErr w:type="spellStart"/>
-            <w:r>
-              <w:rPr>
-                <w:rFonts w:ascii="맑은 고딕" w:eastAsia="맑은 고딕" w:hAnsi="맑은 고딕" w:cs="맑은 고딕"/>
-                <w:lang w:val="en-US"/>
-              </w:rPr>
-              <w:t>픽스</w:t>
-            </w:r>
-            <w:proofErr w:type="spellEnd"/>
-            <w:r>
-              <w:rPr>
-                <w:rFonts w:ascii="맑은 고딕" w:eastAsia="맑은 고딕" w:hAnsi="맑은 고딕" w:cs="맑은 고딕"/>
-                <w:lang w:val="en-US"/>
-              </w:rPr>
-              <w:t xml:space="preserve"> 완료 후, </w:t>
-            </w:r>
-            <w:proofErr w:type="spellStart"/>
-            <w:r>
-              <w:rPr>
-                <w:rFonts w:ascii="맑은 고딕" w:eastAsia="맑은 고딕" w:hAnsi="맑은 고딕" w:cs="맑은 고딕"/>
-                <w:lang w:val="en-US"/>
-              </w:rPr>
-              <w:t>브랜치</w:t>
-            </w:r>
-            <w:proofErr w:type="spellEnd"/>
-            <w:r>
-              <w:rPr>
-                <w:rFonts w:ascii="맑은 고딕" w:eastAsia="맑은 고딕" w:hAnsi="맑은 고딕" w:cs="맑은 고딕"/>
-                <w:lang w:val="en-US"/>
-              </w:rPr>
-              <w:t>(develop) 통합 및 최종 연동 테스트 진행.</w:t>
+              <w:t>관리자 대시보드 회원 제어 시스템 및 사용자 상태관리 API의 버그 픽스 완료 후, 브랜치(develop) 통합 및 최종 연동 테스트 진행.</w:t>
             </w:r>
           </w:p>
           <w:p>
@@ -2515,6 +1734,7 @@
               <w:spacing w:before="240" w:after="240"/>
               <w:rPr>
                 <w:rFonts w:ascii="맑은 고딕" w:eastAsia="맑은 고딕" w:hAnsi="맑은 고딕" w:cs="맑은 고딕"/>
+                <w:b/>
                 <w:bCs/>
                 <w:lang w:val="en-US"/>
               </w:rPr>
@@ -2535,104 +1755,79 @@
                 <w:bCs/>
                 <w:lang w:val="en-US"/>
               </w:rPr>
-              <w:t xml:space="preserve">. 상품/장바구니/주문 흐름 통합 테스트 및 안정화 (담당자: </w:t>
-            </w:r>
-            <w:proofErr w:type="spellStart"/>
-            <w:r>
-              <w:rPr>
-                <w:rFonts w:ascii="맑은 고딕" w:eastAsia="맑은 고딕" w:hAnsi="맑은 고딕" w:cs="맑은 고딕"/>
-                <w:b/>
-                <w:bCs/>
-                <w:lang w:val="en-US"/>
-              </w:rPr>
-              <w:t>정인혁</w:t>
-            </w:r>
-            <w:proofErr w:type="spellEnd"/>
-            <w:r>
-              <w:rPr>
-                <w:rFonts w:ascii="맑은 고딕" w:eastAsia="맑은 고딕" w:hAnsi="맑은 고딕" w:cs="맑은 고딕"/>
-                <w:b/>
-                <w:bCs/>
-                <w:lang w:val="en-US"/>
-              </w:rPr>
-              <w:t>)</w:t>
+              <w:t>. 주문/결제 기능 구현 (담당자: 정인혁)</w:t>
             </w:r>
           </w:p>
           <w:p>
             <w:pPr>
               <w:numPr>
                 <w:ilvl w:val="0"/>
-                <w:numId w:val="27"/>
+                <w:numId w:val="39"/>
               </w:numPr>
               <w:spacing w:before="240" w:after="240"/>
               <w:rPr>
                 <w:rFonts w:ascii="맑은 고딕" w:eastAsia="맑은 고딕" w:hAnsi="맑은 고딕" w:cs="맑은 고딕"/>
-                <w:bCs/>
                 <w:lang w:val="en-US"/>
               </w:rPr>
             </w:pPr>
             <w:r>
               <w:rPr>
                 <w:rFonts w:ascii="맑은 고딕" w:eastAsia="맑은 고딕" w:hAnsi="맑은 고딕" w:cs="맑은 고딕"/>
-                <w:bCs/>
-                <w:lang w:val="en-US"/>
-              </w:rPr>
-              <w:t>상품 상세 → 장바구니 → 주문 → 결제 흐름 통합 테스트</w:t>
+                <w:lang w:val="en-US"/>
+              </w:rPr>
+              <w:t>주문 생성 API 구현</w:t>
             </w:r>
           </w:p>
           <w:p>
             <w:pPr>
               <w:numPr>
                 <w:ilvl w:val="0"/>
-                <w:numId w:val="27"/>
+                <w:numId w:val="39"/>
               </w:numPr>
               <w:spacing w:before="240" w:after="240"/>
               <w:rPr>
                 <w:rFonts w:ascii="맑은 고딕" w:eastAsia="맑은 고딕" w:hAnsi="맑은 고딕" w:cs="맑은 고딕"/>
-                <w:bCs/>
                 <w:lang w:val="en-US"/>
               </w:rPr>
             </w:pPr>
             <w:r>
               <w:rPr>
                 <w:rFonts w:ascii="맑은 고딕" w:eastAsia="맑은 고딕" w:hAnsi="맑은 고딕" w:cs="맑은 고딕"/>
-                <w:bCs/>
-                <w:lang w:val="en-US"/>
-              </w:rPr>
-              <w:t>재고 수량 검증 로직 보완</w:t>
+                <w:lang w:val="en-US"/>
+              </w:rPr>
+              <w:t>주문 상품 데이터 구조 설계</w:t>
             </w:r>
           </w:p>
           <w:p>
             <w:pPr>
               <w:numPr>
                 <w:ilvl w:val="0"/>
-                <w:numId w:val="27"/>
+                <w:numId w:val="39"/>
               </w:numPr>
               <w:spacing w:before="240" w:after="240"/>
               <w:rPr>
                 <w:rFonts w:ascii="맑은 고딕" w:eastAsia="맑은 고딕" w:hAnsi="맑은 고딕" w:cs="맑은 고딕"/>
-                <w:bCs/>
                 <w:lang w:val="en-US"/>
               </w:rPr>
             </w:pPr>
             <w:r>
               <w:rPr>
                 <w:rFonts w:ascii="맑은 고딕" w:eastAsia="맑은 고딕" w:hAnsi="맑은 고딕" w:cs="맑은 고딕"/>
-                <w:bCs/>
-                <w:lang w:val="en-US"/>
-              </w:rPr>
-              <w:t>주문 예외 처리 및 상태 변경 로직 점검</w:t>
+                <w:lang w:val="en-US"/>
+              </w:rPr>
+              <w:t>주문 상태 및 결제 상태 처리 로직 구현</w:t>
             </w:r>
           </w:p>
           <w:p>
             <w:pPr>
               <w:numPr>
                 <w:ilvl w:val="0"/>
-                <w:numId w:val="27"/>
+                <w:numId w:val="39"/>
               </w:numPr>
               <w:spacing w:before="240" w:after="240"/>
               <w:rPr>
-                <w:rFonts w:ascii="맑은 고딕" w:eastAsia="맑은 고딕" w:hAnsi="맑은 고딕" w:cs="맑은 고딕" w:hint="eastAsia"/>
+                <w:rFonts w:ascii="맑은 고딕" w:eastAsia="맑은 고딕" w:hAnsi="맑은 고딕" w:cs="맑은 고딕"/>
+                <w:b/>
                 <w:bCs/>
                 <w:lang w:val="en-US"/>
               </w:rPr>
@@ -2640,28 +1835,127 @@
             <w:r>
               <w:rPr>
                 <w:rFonts w:ascii="맑은 고딕" w:eastAsia="맑은 고딕" w:hAnsi="맑은 고딕" w:cs="맑은 고딕"/>
-                <w:bCs/>
-                <w:lang w:val="en-US"/>
-              </w:rPr>
-              <w:lastRenderedPageBreak/>
-              <w:t>API 응답 DTO 및 예외 응답 형식 정리</w:t>
+                <w:lang w:val="en-US"/>
+              </w:rPr>
+              <w:t>주문 데이터 저장 및 조회 기능 구현</w:t>
             </w:r>
           </w:p>
           <w:p>
             <w:pPr>
               <w:spacing w:before="240" w:after="240"/>
               <w:rPr>
+                <w:rFonts w:ascii="맑은 고딕" w:eastAsia="맑은 고딕" w:hAnsi="맑은 고딕" w:cs="맑은 고딕"/>
+                <w:b/>
+                <w:bCs/>
+                <w:lang w:val="en-US"/>
+              </w:rPr>
+            </w:pPr>
+            <w:r>
+              <w:rPr>
                 <w:rFonts w:ascii="맑은 고딕" w:eastAsia="맑은 고딕" w:hAnsi="맑은 고딕" w:cs="맑은 고딕" w:hint="eastAsia"/>
-                <w:bCs/>
+                <w:b/>
+                <w:bCs/>
+                <w:lang w:val="en-US"/>
+              </w:rPr>
+              <w:lastRenderedPageBreak/>
+              <w:t>3</w:t>
+            </w:r>
+            <w:r>
+              <w:rPr>
+                <w:rFonts w:ascii="맑은 고딕" w:eastAsia="맑은 고딕" w:hAnsi="맑은 고딕" w:cs="맑은 고딕"/>
+                <w:b/>
+                <w:bCs/>
+                <w:lang w:val="en-US"/>
+              </w:rPr>
+              <w:t>. 배송지 관리 기능 구현 (담당자: 정인혁)</w:t>
+            </w:r>
+          </w:p>
+          <w:p>
+            <w:pPr>
+              <w:numPr>
+                <w:ilvl w:val="0"/>
+                <w:numId w:val="40"/>
+              </w:numPr>
+              <w:spacing w:before="240" w:after="240"/>
+              <w:rPr>
+                <w:rFonts w:ascii="맑은 고딕" w:eastAsia="맑은 고딕" w:hAnsi="맑은 고딕" w:cs="맑은 고딕"/>
                 <w:lang w:val="en-US"/>
               </w:rPr>
             </w:pPr>
+            <w:r>
+              <w:rPr>
+                <w:rFonts w:ascii="맑은 고딕" w:eastAsia="맑은 고딕" w:hAnsi="맑은 고딕" w:cs="맑은 고딕"/>
+                <w:lang w:val="en-US"/>
+              </w:rPr>
+              <w:t>배송지 등록 API 구현</w:t>
+            </w:r>
+          </w:p>
+          <w:p>
+            <w:pPr>
+              <w:numPr>
+                <w:ilvl w:val="0"/>
+                <w:numId w:val="40"/>
+              </w:numPr>
+              <w:spacing w:before="240" w:after="240"/>
+              <w:rPr>
+                <w:rFonts w:ascii="맑은 고딕" w:eastAsia="맑은 고딕" w:hAnsi="맑은 고딕" w:cs="맑은 고딕"/>
+                <w:lang w:val="en-US"/>
+              </w:rPr>
+            </w:pPr>
+            <w:r>
+              <w:rPr>
+                <w:rFonts w:ascii="맑은 고딕" w:eastAsia="맑은 고딕" w:hAnsi="맑은 고딕" w:cs="맑은 고딕"/>
+                <w:lang w:val="en-US"/>
+              </w:rPr>
+              <w:t>배송지 조회/수정/삭제 API 구현</w:t>
+            </w:r>
+          </w:p>
+          <w:p>
+            <w:pPr>
+              <w:numPr>
+                <w:ilvl w:val="0"/>
+                <w:numId w:val="40"/>
+              </w:numPr>
+              <w:spacing w:before="240" w:after="240"/>
+              <w:rPr>
+                <w:rFonts w:ascii="맑은 고딕" w:eastAsia="맑은 고딕" w:hAnsi="맑은 고딕" w:cs="맑은 고딕"/>
+                <w:lang w:val="en-US"/>
+              </w:rPr>
+            </w:pPr>
+            <w:r>
+              <w:rPr>
+                <w:rFonts w:ascii="맑은 고딕" w:eastAsia="맑은 고딕" w:hAnsi="맑은 고딕" w:cs="맑은 고딕"/>
+                <w:lang w:val="en-US"/>
+              </w:rPr>
+              <w:t>기본 배송지 설정 기능 구현</w:t>
+            </w:r>
+          </w:p>
+          <w:p>
+            <w:pPr>
+              <w:numPr>
+                <w:ilvl w:val="0"/>
+                <w:numId w:val="40"/>
+              </w:numPr>
+              <w:spacing w:before="240" w:after="240"/>
+              <w:rPr>
+                <w:rFonts w:ascii="맑은 고딕" w:eastAsia="맑은 고딕" w:hAnsi="맑은 고딕" w:cs="맑은 고딕"/>
+                <w:lang w:val="en-US"/>
+              </w:rPr>
+            </w:pPr>
+            <w:r>
+              <w:rPr>
+                <w:rFonts w:ascii="맑은 고딕" w:eastAsia="맑은 고딕" w:hAnsi="맑은 고딕" w:cs="맑은 고딕"/>
+                <w:lang w:val="en-US"/>
+              </w:rPr>
+              <w:t>주문 기능과 연계 가능한 배송지 구조 구성</w:t>
+            </w:r>
           </w:p>
           <w:p>
             <w:pPr>
               <w:spacing w:before="240" w:after="240"/>
               <w:rPr>
                 <w:rFonts w:ascii="맑은 고딕" w:eastAsia="맑은 고딕" w:hAnsi="맑은 고딕" w:cs="맑은 고딕"/>
+                <w:b/>
                 <w:bCs/>
                 <w:lang w:val="en-US"/>
               </w:rPr>
@@ -2673,7 +1967,7 @@
                 <w:bCs/>
                 <w:lang w:val="en-US"/>
               </w:rPr>
-              <w:t xml:space="preserve">3. </w:t>
+              <w:t>4</w:t>
             </w:r>
             <w:r>
               <w:rPr>
@@ -2682,27 +1976,124 @@
                 <w:bCs/>
                 <w:lang w:val="en-US"/>
               </w:rPr>
-              <w:t xml:space="preserve">메타태그 로그 등록 및 삭제(담당자: </w:t>
-            </w:r>
-            <w:proofErr w:type="spellStart"/>
-            <w:r>
-              <w:rPr>
-                <w:rFonts w:ascii="맑은 고딕" w:eastAsia="맑은 고딕" w:hAnsi="맑은 고딕" w:cs="맑은 고딕"/>
+              <w:t>. 상품/장바구니/주문 흐름 통합 테스트 및 안정화 (담당자: 정인혁)</w:t>
+            </w:r>
+          </w:p>
+          <w:p>
+            <w:pPr>
+              <w:numPr>
+                <w:ilvl w:val="0"/>
+                <w:numId w:val="41"/>
+              </w:numPr>
+              <w:spacing w:before="240" w:after="240"/>
+              <w:rPr>
+                <w:rFonts w:ascii="맑은 고딕" w:eastAsia="맑은 고딕" w:hAnsi="맑은 고딕" w:cs="맑은 고딕"/>
+                <w:lang w:val="en-US"/>
+              </w:rPr>
+            </w:pPr>
+            <w:r>
+              <w:rPr>
+                <w:rFonts w:ascii="맑은 고딕" w:eastAsia="맑은 고딕" w:hAnsi="맑은 고딕" w:cs="맑은 고딕"/>
+                <w:lang w:val="en-US"/>
+              </w:rPr>
+              <w:t>상품 상세 → 장바구니 → 주문 → 결제 흐름 통합 테스트</w:t>
+            </w:r>
+          </w:p>
+          <w:p>
+            <w:pPr>
+              <w:numPr>
+                <w:ilvl w:val="0"/>
+                <w:numId w:val="41"/>
+              </w:numPr>
+              <w:spacing w:before="240" w:after="240"/>
+              <w:rPr>
+                <w:rFonts w:ascii="맑은 고딕" w:eastAsia="맑은 고딕" w:hAnsi="맑은 고딕" w:cs="맑은 고딕"/>
+                <w:lang w:val="en-US"/>
+              </w:rPr>
+            </w:pPr>
+            <w:r>
+              <w:rPr>
+                <w:rFonts w:ascii="맑은 고딕" w:eastAsia="맑은 고딕" w:hAnsi="맑은 고딕" w:cs="맑은 고딕"/>
+                <w:lang w:val="en-US"/>
+              </w:rPr>
+              <w:t>재고 수량 검증 로직 보완</w:t>
+            </w:r>
+          </w:p>
+          <w:p>
+            <w:pPr>
+              <w:numPr>
+                <w:ilvl w:val="0"/>
+                <w:numId w:val="41"/>
+              </w:numPr>
+              <w:spacing w:before="240" w:after="240"/>
+              <w:rPr>
+                <w:rFonts w:ascii="맑은 고딕" w:eastAsia="맑은 고딕" w:hAnsi="맑은 고딕" w:cs="맑은 고딕"/>
+                <w:lang w:val="en-US"/>
+              </w:rPr>
+            </w:pPr>
+            <w:r>
+              <w:rPr>
+                <w:rFonts w:ascii="맑은 고딕" w:eastAsia="맑은 고딕" w:hAnsi="맑은 고딕" w:cs="맑은 고딕"/>
+                <w:lang w:val="en-US"/>
+              </w:rPr>
+              <w:t>주문 예외 처리 및 상태 변경 로직 점검</w:t>
+            </w:r>
+          </w:p>
+          <w:p>
+            <w:pPr>
+              <w:numPr>
+                <w:ilvl w:val="0"/>
+                <w:numId w:val="41"/>
+              </w:numPr>
+              <w:spacing w:before="240" w:after="240"/>
+              <w:rPr>
+                <w:rFonts w:ascii="맑은 고딕" w:eastAsia="맑은 고딕" w:hAnsi="맑은 고딕" w:cs="맑은 고딕" w:hint="eastAsia"/>
+                <w:lang w:val="en-US"/>
+              </w:rPr>
+            </w:pPr>
+            <w:r>
+              <w:rPr>
+                <w:rFonts w:ascii="맑은 고딕" w:eastAsia="맑은 고딕" w:hAnsi="맑은 고딕" w:cs="맑은 고딕"/>
+                <w:lang w:val="en-US"/>
+              </w:rPr>
+              <w:t>API 응답 DTO 및 예외 응답 형식 정리</w:t>
+            </w:r>
+          </w:p>
+          <w:p>
+            <w:pPr>
+              <w:spacing w:before="240" w:after="240"/>
+              <w:rPr>
+                <w:rFonts w:ascii="맑은 고딕" w:eastAsia="맑은 고딕" w:hAnsi="맑은 고딕" w:cs="맑은 고딕"/>
+                <w:bCs/>
+                <w:lang w:val="en-US"/>
+              </w:rPr>
+            </w:pPr>
+            <w:r>
+              <w:rPr>
+                <w:rFonts w:ascii="맑은 고딕" w:eastAsia="맑은 고딕" w:hAnsi="맑은 고딕" w:cs="맑은 고딕" w:hint="eastAsia"/>
                 <w:b/>
                 <w:bCs/>
                 <w:lang w:val="en-US"/>
               </w:rPr>
-              <w:t>전이레</w:t>
-            </w:r>
-            <w:proofErr w:type="spellEnd"/>
-            <w:r>
-              <w:rPr>
-                <w:rFonts w:ascii="맑은 고딕" w:eastAsia="맑은 고딕" w:hAnsi="맑은 고딕" w:cs="맑은 고딕"/>
+              <w:t>5</w:t>
+            </w:r>
+            <w:r>
+              <w:rPr>
+                <w:rFonts w:ascii="맑은 고딕" w:eastAsia="맑은 고딕" w:hAnsi="맑은 고딕" w:cs="맑은 고딕" w:hint="eastAsia"/>
                 <w:b/>
                 <w:bCs/>
                 <w:lang w:val="en-US"/>
               </w:rPr>
-              <w:t>)</w:t>
+              <w:t xml:space="preserve">. </w:t>
+            </w:r>
+            <w:r>
+              <w:rPr>
+                <w:rFonts w:ascii="맑은 고딕" w:eastAsia="맑은 고딕" w:hAnsi="맑은 고딕" w:cs="맑은 고딕"/>
+                <w:b/>
+                <w:bCs/>
+                <w:lang w:val="en-US"/>
+              </w:rPr>
+              <w:t>메타태그 로그 등록 및 삭제(담당자: 전이레)</w:t>
             </w:r>
           </w:p>
           <w:p>
@@ -2718,61 +2109,13 @@
                 <w:lang w:val="en-US"/>
               </w:rPr>
             </w:pPr>
-            <w:proofErr w:type="spellStart"/>
-            <w:proofErr w:type="gramStart"/>
-            <w:r>
-              <w:rPr>
-                <w:rFonts w:ascii="맑은 고딕" w:eastAsia="맑은 고딕" w:hAnsi="맑은 고딕" w:cs="맑은 고딕"/>
-                <w:bCs/>
-                <w:lang w:val="en-US"/>
-              </w:rPr>
-              <w:t>MetaTagWeightLog</w:t>
-            </w:r>
-            <w:proofErr w:type="spellEnd"/>
-            <w:r>
-              <w:rPr>
-                <w:rFonts w:ascii="맑은 고딕" w:eastAsia="맑은 고딕" w:hAnsi="맑은 고딕" w:cs="맑은 고딕"/>
-                <w:bCs/>
-                <w:lang w:val="en-US"/>
-              </w:rPr>
-              <w:t xml:space="preserve"> 의</w:t>
-            </w:r>
-            <w:proofErr w:type="gramEnd"/>
-            <w:r>
-              <w:rPr>
-                <w:rFonts w:ascii="맑은 고딕" w:eastAsia="맑은 고딕" w:hAnsi="맑은 고딕" w:cs="맑은 고딕"/>
-                <w:bCs/>
-                <w:lang w:val="en-US"/>
-              </w:rPr>
-              <w:t xml:space="preserve"> 기록 및 삭제 처리를 </w:t>
-            </w:r>
-            <w:proofErr w:type="spellStart"/>
-            <w:proofErr w:type="gramStart"/>
-            <w:r>
-              <w:rPr>
-                <w:rFonts w:ascii="맑은 고딕" w:eastAsia="맑은 고딕" w:hAnsi="맑은 고딕" w:cs="맑은 고딕"/>
-                <w:bCs/>
-                <w:lang w:val="en-US"/>
-              </w:rPr>
-              <w:t>ProductWeightLog</w:t>
-            </w:r>
-            <w:proofErr w:type="spellEnd"/>
-            <w:r>
-              <w:rPr>
-                <w:rFonts w:ascii="맑은 고딕" w:eastAsia="맑은 고딕" w:hAnsi="맑은 고딕" w:cs="맑은 고딕"/>
-                <w:bCs/>
-                <w:lang w:val="en-US"/>
-              </w:rPr>
-              <w:t xml:space="preserve"> 에서</w:t>
-            </w:r>
-            <w:proofErr w:type="gramEnd"/>
-            <w:r>
-              <w:rPr>
-                <w:rFonts w:ascii="맑은 고딕" w:eastAsia="맑은 고딕" w:hAnsi="맑은 고딕" w:cs="맑은 고딕"/>
-                <w:bCs/>
-                <w:lang w:val="en-US"/>
-              </w:rPr>
-              <w:t xml:space="preserve"> 받아서 이어서 처리할 예정입니다.</w:t>
+            <w:r>
+              <w:rPr>
+                <w:rFonts w:ascii="맑은 고딕" w:eastAsia="맑은 고딕" w:hAnsi="맑은 고딕" w:cs="맑은 고딕"/>
+                <w:bCs/>
+                <w:lang w:val="en-US"/>
+              </w:rPr>
+              <w:t>MetaTagWeightLog 의 기록 및 삭제 처리를 ProductWeightLog 에서 받아서 이어서 처리할 예정입니다.</w:t>
             </w:r>
           </w:p>
           <w:p>
@@ -2791,18 +2134,17 @@
                 <w:bCs/>
                 <w:lang w:val="en-US"/>
               </w:rPr>
-              <w:t xml:space="preserve">4. </w:t>
-            </w:r>
-            <w:r>
-              <w:rPr>
-                <w:rFonts w:ascii="맑은 고딕" w:eastAsia="맑은 고딕" w:hAnsi="맑은 고딕" w:cs="맑은 고딕"/>
+              <w:t>6</w:t>
+            </w:r>
+            <w:r>
+              <w:rPr>
+                <w:rFonts w:ascii="맑은 고딕" w:eastAsia="맑은 고딕" w:hAnsi="맑은 고딕" w:cs="맑은 고딕" w:hint="eastAsia"/>
                 <w:b/>
                 <w:bCs/>
                 <w:lang w:val="en-US"/>
               </w:rPr>
-              <w:t xml:space="preserve">가중치 적용 및 조회 로직(담당자: </w:t>
-            </w:r>
-            <w:proofErr w:type="spellStart"/>
+              <w:t xml:space="preserve">. </w:t>
+            </w:r>
             <w:r>
               <w:rPr>
                 <w:rFonts w:ascii="맑은 고딕" w:eastAsia="맑은 고딕" w:hAnsi="맑은 고딕" w:cs="맑은 고딕"/>
@@ -2810,17 +2152,7 @@
                 <w:bCs/>
                 <w:lang w:val="en-US"/>
               </w:rPr>
-              <w:t>전이레</w:t>
-            </w:r>
-            <w:proofErr w:type="spellEnd"/>
-            <w:r>
-              <w:rPr>
-                <w:rFonts w:ascii="맑은 고딕" w:eastAsia="맑은 고딕" w:hAnsi="맑은 고딕" w:cs="맑은 고딕"/>
-                <w:b/>
-                <w:bCs/>
-                <w:lang w:val="en-US"/>
-              </w:rPr>
-              <w:t>)</w:t>
+              <w:t>가중치 적용 및 조회 로직(담당자: 전이레)</w:t>
             </w:r>
           </w:p>
           <w:p>
@@ -2842,25 +2174,7 @@
                 <w:bCs/>
                 <w:lang w:val="en-US"/>
               </w:rPr>
-              <w:t>각 이용자마다 행동에 따른 가중치 적용을 처리(</w:t>
-            </w:r>
-            <w:proofErr w:type="spellStart"/>
-            <w:r>
-              <w:rPr>
-                <w:rFonts w:ascii="맑은 고딕" w:eastAsia="맑은 고딕" w:hAnsi="맑은 고딕" w:cs="맑은 고딕"/>
-                <w:bCs/>
-                <w:lang w:val="en-US"/>
-              </w:rPr>
-              <w:t>member_tag_weights</w:t>
-            </w:r>
-            <w:proofErr w:type="spellEnd"/>
-            <w:r>
-              <w:rPr>
-                <w:rFonts w:ascii="맑은 고딕" w:eastAsia="맑은 고딕" w:hAnsi="맑은 고딕" w:cs="맑은 고딕"/>
-                <w:bCs/>
-                <w:lang w:val="en-US"/>
-              </w:rPr>
-              <w:t xml:space="preserve"> 테이블 사용)할 예정입니다.</w:t>
+              <w:t>각 이용자마다 행동에 따른 가중치 적용을 처리(member_tag_weights 테이블 사용)할 예정입니다.</w:t>
             </w:r>
           </w:p>
           <w:p>
@@ -2901,19 +2215,18 @@
                 <w:bCs/>
                 <w:lang w:val="en-US"/>
               </w:rPr>
-              <w:t xml:space="preserve">5. </w:t>
-            </w:r>
-            <w:proofErr w:type="spellStart"/>
-            <w:r>
-              <w:rPr>
-                <w:rFonts w:ascii="맑은 고딕" w:eastAsia="맑은 고딕" w:hAnsi="맑은 고딕" w:cs="맑은 고딕"/>
+              <w:lastRenderedPageBreak/>
+              <w:t>7</w:t>
+            </w:r>
+            <w:r>
+              <w:rPr>
+                <w:rFonts w:ascii="맑은 고딕" w:eastAsia="맑은 고딕" w:hAnsi="맑은 고딕" w:cs="맑은 고딕" w:hint="eastAsia"/>
                 <w:b/>
                 <w:bCs/>
                 <w:lang w:val="en-US"/>
               </w:rPr>
-              <w:t>시간감쇠</w:t>
-            </w:r>
-            <w:proofErr w:type="spellEnd"/>
+              <w:t xml:space="preserve">. </w:t>
+            </w:r>
             <w:r>
               <w:rPr>
                 <w:rFonts w:ascii="맑은 고딕" w:eastAsia="맑은 고딕" w:hAnsi="맑은 고딕" w:cs="맑은 고딕"/>
@@ -2921,27 +2234,7 @@
                 <w:bCs/>
                 <w:lang w:val="en-US"/>
               </w:rPr>
-              <w:t xml:space="preserve"> 로직 적용(담당자: </w:t>
-            </w:r>
-            <w:proofErr w:type="spellStart"/>
-            <w:r>
-              <w:rPr>
-                <w:rFonts w:ascii="맑은 고딕" w:eastAsia="맑은 고딕" w:hAnsi="맑은 고딕" w:cs="맑은 고딕"/>
-                <w:b/>
-                <w:bCs/>
-                <w:lang w:val="en-US"/>
-              </w:rPr>
-              <w:t>전이레</w:t>
-            </w:r>
-            <w:proofErr w:type="spellEnd"/>
-            <w:r>
-              <w:rPr>
-                <w:rFonts w:ascii="맑은 고딕" w:eastAsia="맑은 고딕" w:hAnsi="맑은 고딕" w:cs="맑은 고딕"/>
-                <w:b/>
-                <w:bCs/>
-                <w:lang w:val="en-US"/>
-              </w:rPr>
-              <w:t>)</w:t>
+              <w:t>시간감쇠 로직 적용(담당자: 전이레)</w:t>
             </w:r>
           </w:p>
           <w:p>
@@ -3734,6 +3027,155 @@
     </w:lvl>
   </w:abstractNum>
   <w:abstractNum w:abstractNumId="4" w15:restartNumberingAfterBreak="0">
+    <w:nsid w:val="059C5859"/>
+    <w:multiLevelType w:val="multilevel"/>
+    <w:tmpl w:val="31645958"/>
+    <w:lvl w:ilvl="0">
+      <w:start w:val="1"/>
+      <w:numFmt w:val="bullet"/>
+      <w:lvlText w:val=""/>
+      <w:lvlJc w:val="left"/>
+      <w:pPr>
+        <w:tabs>
+          <w:tab w:val="num" w:pos="720"/>
+        </w:tabs>
+        <w:ind w:left="720" w:hanging="360"/>
+      </w:pPr>
+      <w:rPr>
+        <w:rFonts w:ascii="Symbol" w:hAnsi="Symbol" w:hint="default"/>
+        <w:sz w:val="20"/>
+      </w:rPr>
+    </w:lvl>
+    <w:lvl w:ilvl="1" w:tentative="1">
+      <w:start w:val="1"/>
+      <w:numFmt w:val="bullet"/>
+      <w:lvlText w:val="o"/>
+      <w:lvlJc w:val="left"/>
+      <w:pPr>
+        <w:tabs>
+          <w:tab w:val="num" w:pos="1440"/>
+        </w:tabs>
+        <w:ind w:left="1440" w:hanging="360"/>
+      </w:pPr>
+      <w:rPr>
+        <w:rFonts w:ascii="Courier New" w:hAnsi="Courier New" w:hint="default"/>
+        <w:sz w:val="20"/>
+      </w:rPr>
+    </w:lvl>
+    <w:lvl w:ilvl="2" w:tentative="1">
+      <w:start w:val="1"/>
+      <w:numFmt w:val="bullet"/>
+      <w:lvlText w:val=""/>
+      <w:lvlJc w:val="left"/>
+      <w:pPr>
+        <w:tabs>
+          <w:tab w:val="num" w:pos="2160"/>
+        </w:tabs>
+        <w:ind w:left="2160" w:hanging="360"/>
+      </w:pPr>
+      <w:rPr>
+        <w:rFonts w:ascii="Wingdings" w:hAnsi="Wingdings" w:hint="default"/>
+        <w:sz w:val="20"/>
+      </w:rPr>
+    </w:lvl>
+    <w:lvl w:ilvl="3" w:tentative="1">
+      <w:start w:val="1"/>
+      <w:numFmt w:val="bullet"/>
+      <w:lvlText w:val=""/>
+      <w:lvlJc w:val="left"/>
+      <w:pPr>
+        <w:tabs>
+          <w:tab w:val="num" w:pos="2880"/>
+        </w:tabs>
+        <w:ind w:left="2880" w:hanging="360"/>
+      </w:pPr>
+      <w:rPr>
+        <w:rFonts w:ascii="Wingdings" w:hAnsi="Wingdings" w:hint="default"/>
+        <w:sz w:val="20"/>
+      </w:rPr>
+    </w:lvl>
+    <w:lvl w:ilvl="4" w:tentative="1">
+      <w:start w:val="1"/>
+      <w:numFmt w:val="bullet"/>
+      <w:lvlText w:val=""/>
+      <w:lvlJc w:val="left"/>
+      <w:pPr>
+        <w:tabs>
+          <w:tab w:val="num" w:pos="3600"/>
+        </w:tabs>
+        <w:ind w:left="3600" w:hanging="360"/>
+      </w:pPr>
+      <w:rPr>
+        <w:rFonts w:ascii="Wingdings" w:hAnsi="Wingdings" w:hint="default"/>
+        <w:sz w:val="20"/>
+      </w:rPr>
+    </w:lvl>
+    <w:lvl w:ilvl="5" w:tentative="1">
+      <w:start w:val="1"/>
+      <w:numFmt w:val="bullet"/>
+      <w:lvlText w:val=""/>
+      <w:lvlJc w:val="left"/>
+      <w:pPr>
+        <w:tabs>
+          <w:tab w:val="num" w:pos="4320"/>
+        </w:tabs>
+        <w:ind w:left="4320" w:hanging="360"/>
+      </w:pPr>
+      <w:rPr>
+        <w:rFonts w:ascii="Wingdings" w:hAnsi="Wingdings" w:hint="default"/>
+        <w:sz w:val="20"/>
+      </w:rPr>
+    </w:lvl>
+    <w:lvl w:ilvl="6" w:tentative="1">
+      <w:start w:val="1"/>
+      <w:numFmt w:val="bullet"/>
+      <w:lvlText w:val=""/>
+      <w:lvlJc w:val="left"/>
+      <w:pPr>
+        <w:tabs>
+          <w:tab w:val="num" w:pos="5040"/>
+        </w:tabs>
+        <w:ind w:left="5040" w:hanging="360"/>
+      </w:pPr>
+      <w:rPr>
+        <w:rFonts w:ascii="Wingdings" w:hAnsi="Wingdings" w:hint="default"/>
+        <w:sz w:val="20"/>
+      </w:rPr>
+    </w:lvl>
+    <w:lvl w:ilvl="7" w:tentative="1">
+      <w:start w:val="1"/>
+      <w:numFmt w:val="bullet"/>
+      <w:lvlText w:val=""/>
+      <w:lvlJc w:val="left"/>
+      <w:pPr>
+        <w:tabs>
+          <w:tab w:val="num" w:pos="5760"/>
+        </w:tabs>
+        <w:ind w:left="5760" w:hanging="360"/>
+      </w:pPr>
+      <w:rPr>
+        <w:rFonts w:ascii="Wingdings" w:hAnsi="Wingdings" w:hint="default"/>
+        <w:sz w:val="20"/>
+      </w:rPr>
+    </w:lvl>
+    <w:lvl w:ilvl="8" w:tentative="1">
+      <w:start w:val="1"/>
+      <w:numFmt w:val="bullet"/>
+      <w:lvlText w:val=""/>
+      <w:lvlJc w:val="left"/>
+      <w:pPr>
+        <w:tabs>
+          <w:tab w:val="num" w:pos="6480"/>
+        </w:tabs>
+        <w:ind w:left="6480" w:hanging="360"/>
+      </w:pPr>
+      <w:rPr>
+        <w:rFonts w:ascii="Wingdings" w:hAnsi="Wingdings" w:hint="default"/>
+        <w:sz w:val="20"/>
+      </w:rPr>
+    </w:lvl>
+  </w:abstractNum>
+  <w:abstractNum w:abstractNumId="5" w15:restartNumberingAfterBreak="0">
     <w:nsid w:val="0886276C"/>
     <w:multiLevelType w:val="multilevel"/>
     <w:tmpl w:val="474A6128"/>
@@ -3882,7 +3324,7 @@
       </w:rPr>
     </w:lvl>
   </w:abstractNum>
-  <w:abstractNum w:abstractNumId="5" w15:restartNumberingAfterBreak="0">
+  <w:abstractNum w:abstractNumId="6" w15:restartNumberingAfterBreak="0">
     <w:nsid w:val="0AC02978"/>
     <w:multiLevelType w:val="multilevel"/>
     <w:tmpl w:val="290626FA"/>
@@ -4031,7 +3473,7 @@
       </w:rPr>
     </w:lvl>
   </w:abstractNum>
-  <w:abstractNum w:abstractNumId="6" w15:restartNumberingAfterBreak="0">
+  <w:abstractNum w:abstractNumId="7" w15:restartNumberingAfterBreak="0">
     <w:nsid w:val="0C3A4A41"/>
     <w:multiLevelType w:val="multilevel"/>
     <w:tmpl w:val="D590A44E"/>
@@ -4180,7 +3622,7 @@
       </w:rPr>
     </w:lvl>
   </w:abstractNum>
-  <w:abstractNum w:abstractNumId="7" w15:restartNumberingAfterBreak="0">
+  <w:abstractNum w:abstractNumId="8" w15:restartNumberingAfterBreak="0">
     <w:nsid w:val="119F4326"/>
     <w:multiLevelType w:val="multilevel"/>
     <w:tmpl w:val="78CCB56C"/>
@@ -4329,7 +3771,7 @@
       </w:rPr>
     </w:lvl>
   </w:abstractNum>
-  <w:abstractNum w:abstractNumId="8" w15:restartNumberingAfterBreak="0">
+  <w:abstractNum w:abstractNumId="9" w15:restartNumberingAfterBreak="0">
     <w:nsid w:val="13AD7B98"/>
     <w:multiLevelType w:val="multilevel"/>
     <w:tmpl w:val="7BB2F174"/>
@@ -4478,7 +3920,7 @@
       </w:rPr>
     </w:lvl>
   </w:abstractNum>
-  <w:abstractNum w:abstractNumId="9" w15:restartNumberingAfterBreak="0">
+  <w:abstractNum w:abstractNumId="10" w15:restartNumberingAfterBreak="0">
     <w:nsid w:val="14B7562B"/>
     <w:multiLevelType w:val="multilevel"/>
     <w:tmpl w:val="CD84FA88"/>
@@ -4627,7 +4069,7 @@
       </w:rPr>
     </w:lvl>
   </w:abstractNum>
-  <w:abstractNum w:abstractNumId="10" w15:restartNumberingAfterBreak="0">
+  <w:abstractNum w:abstractNumId="11" w15:restartNumberingAfterBreak="0">
     <w:nsid w:val="15F17707"/>
     <w:multiLevelType w:val="multilevel"/>
     <w:tmpl w:val="273C973E"/>
@@ -4776,7 +4218,7 @@
       </w:rPr>
     </w:lvl>
   </w:abstractNum>
-  <w:abstractNum w:abstractNumId="11" w15:restartNumberingAfterBreak="0">
+  <w:abstractNum w:abstractNumId="12" w15:restartNumberingAfterBreak="0">
     <w:nsid w:val="22E56DFE"/>
     <w:multiLevelType w:val="multilevel"/>
     <w:tmpl w:val="FE92CECE"/>
@@ -4925,7 +4367,7 @@
       </w:rPr>
     </w:lvl>
   </w:abstractNum>
-  <w:abstractNum w:abstractNumId="12" w15:restartNumberingAfterBreak="0">
+  <w:abstractNum w:abstractNumId="13" w15:restartNumberingAfterBreak="0">
     <w:nsid w:val="2373306E"/>
     <w:multiLevelType w:val="multilevel"/>
     <w:tmpl w:val="3EF8282E"/>
@@ -5038,7 +4480,7 @@
       </w:pPr>
     </w:lvl>
   </w:abstractNum>
-  <w:abstractNum w:abstractNumId="13" w15:restartNumberingAfterBreak="0">
+  <w:abstractNum w:abstractNumId="14" w15:restartNumberingAfterBreak="0">
     <w:nsid w:val="29526ABD"/>
     <w:multiLevelType w:val="multilevel"/>
     <w:tmpl w:val="2688735C"/>
@@ -5187,7 +4629,7 @@
       </w:rPr>
     </w:lvl>
   </w:abstractNum>
-  <w:abstractNum w:abstractNumId="14" w15:restartNumberingAfterBreak="0">
+  <w:abstractNum w:abstractNumId="15" w15:restartNumberingAfterBreak="0">
     <w:nsid w:val="2C364FAA"/>
     <w:multiLevelType w:val="multilevel"/>
     <w:tmpl w:val="CA3024AA"/>
@@ -5300,7 +4742,305 @@
       </w:pPr>
     </w:lvl>
   </w:abstractNum>
-  <w:abstractNum w:abstractNumId="15" w15:restartNumberingAfterBreak="0">
+  <w:abstractNum w:abstractNumId="16" w15:restartNumberingAfterBreak="0">
+    <w:nsid w:val="2E054078"/>
+    <w:multiLevelType w:val="multilevel"/>
+    <w:tmpl w:val="EA623526"/>
+    <w:lvl w:ilvl="0">
+      <w:start w:val="1"/>
+      <w:numFmt w:val="bullet"/>
+      <w:lvlText w:val=""/>
+      <w:lvlJc w:val="left"/>
+      <w:pPr>
+        <w:tabs>
+          <w:tab w:val="num" w:pos="720"/>
+        </w:tabs>
+        <w:ind w:left="720" w:hanging="360"/>
+      </w:pPr>
+      <w:rPr>
+        <w:rFonts w:ascii="Symbol" w:hAnsi="Symbol" w:hint="default"/>
+        <w:sz w:val="20"/>
+      </w:rPr>
+    </w:lvl>
+    <w:lvl w:ilvl="1" w:tentative="1">
+      <w:start w:val="1"/>
+      <w:numFmt w:val="bullet"/>
+      <w:lvlText w:val="o"/>
+      <w:lvlJc w:val="left"/>
+      <w:pPr>
+        <w:tabs>
+          <w:tab w:val="num" w:pos="1440"/>
+        </w:tabs>
+        <w:ind w:left="1440" w:hanging="360"/>
+      </w:pPr>
+      <w:rPr>
+        <w:rFonts w:ascii="Courier New" w:hAnsi="Courier New" w:hint="default"/>
+        <w:sz w:val="20"/>
+      </w:rPr>
+    </w:lvl>
+    <w:lvl w:ilvl="2" w:tentative="1">
+      <w:start w:val="1"/>
+      <w:numFmt w:val="bullet"/>
+      <w:lvlText w:val=""/>
+      <w:lvlJc w:val="left"/>
+      <w:pPr>
+        <w:tabs>
+          <w:tab w:val="num" w:pos="2160"/>
+        </w:tabs>
+        <w:ind w:left="2160" w:hanging="360"/>
+      </w:pPr>
+      <w:rPr>
+        <w:rFonts w:ascii="Wingdings" w:hAnsi="Wingdings" w:hint="default"/>
+        <w:sz w:val="20"/>
+      </w:rPr>
+    </w:lvl>
+    <w:lvl w:ilvl="3" w:tentative="1">
+      <w:start w:val="1"/>
+      <w:numFmt w:val="bullet"/>
+      <w:lvlText w:val=""/>
+      <w:lvlJc w:val="left"/>
+      <w:pPr>
+        <w:tabs>
+          <w:tab w:val="num" w:pos="2880"/>
+        </w:tabs>
+        <w:ind w:left="2880" w:hanging="360"/>
+      </w:pPr>
+      <w:rPr>
+        <w:rFonts w:ascii="Wingdings" w:hAnsi="Wingdings" w:hint="default"/>
+        <w:sz w:val="20"/>
+      </w:rPr>
+    </w:lvl>
+    <w:lvl w:ilvl="4" w:tentative="1">
+      <w:start w:val="1"/>
+      <w:numFmt w:val="bullet"/>
+      <w:lvlText w:val=""/>
+      <w:lvlJc w:val="left"/>
+      <w:pPr>
+        <w:tabs>
+          <w:tab w:val="num" w:pos="3600"/>
+        </w:tabs>
+        <w:ind w:left="3600" w:hanging="360"/>
+      </w:pPr>
+      <w:rPr>
+        <w:rFonts w:ascii="Wingdings" w:hAnsi="Wingdings" w:hint="default"/>
+        <w:sz w:val="20"/>
+      </w:rPr>
+    </w:lvl>
+    <w:lvl w:ilvl="5" w:tentative="1">
+      <w:start w:val="1"/>
+      <w:numFmt w:val="bullet"/>
+      <w:lvlText w:val=""/>
+      <w:lvlJc w:val="left"/>
+      <w:pPr>
+        <w:tabs>
+          <w:tab w:val="num" w:pos="4320"/>
+        </w:tabs>
+        <w:ind w:left="4320" w:hanging="360"/>
+      </w:pPr>
+      <w:rPr>
+        <w:rFonts w:ascii="Wingdings" w:hAnsi="Wingdings" w:hint="default"/>
+        <w:sz w:val="20"/>
+      </w:rPr>
+    </w:lvl>
+    <w:lvl w:ilvl="6" w:tentative="1">
+      <w:start w:val="1"/>
+      <w:numFmt w:val="bullet"/>
+      <w:lvlText w:val=""/>
+      <w:lvlJc w:val="left"/>
+      <w:pPr>
+        <w:tabs>
+          <w:tab w:val="num" w:pos="5040"/>
+        </w:tabs>
+        <w:ind w:left="5040" w:hanging="360"/>
+      </w:pPr>
+      <w:rPr>
+        <w:rFonts w:ascii="Wingdings" w:hAnsi="Wingdings" w:hint="default"/>
+        <w:sz w:val="20"/>
+      </w:rPr>
+    </w:lvl>
+    <w:lvl w:ilvl="7" w:tentative="1">
+      <w:start w:val="1"/>
+      <w:numFmt w:val="bullet"/>
+      <w:lvlText w:val=""/>
+      <w:lvlJc w:val="left"/>
+      <w:pPr>
+        <w:tabs>
+          <w:tab w:val="num" w:pos="5760"/>
+        </w:tabs>
+        <w:ind w:left="5760" w:hanging="360"/>
+      </w:pPr>
+      <w:rPr>
+        <w:rFonts w:ascii="Wingdings" w:hAnsi="Wingdings" w:hint="default"/>
+        <w:sz w:val="20"/>
+      </w:rPr>
+    </w:lvl>
+    <w:lvl w:ilvl="8" w:tentative="1">
+      <w:start w:val="1"/>
+      <w:numFmt w:val="bullet"/>
+      <w:lvlText w:val=""/>
+      <w:lvlJc w:val="left"/>
+      <w:pPr>
+        <w:tabs>
+          <w:tab w:val="num" w:pos="6480"/>
+        </w:tabs>
+        <w:ind w:left="6480" w:hanging="360"/>
+      </w:pPr>
+      <w:rPr>
+        <w:rFonts w:ascii="Wingdings" w:hAnsi="Wingdings" w:hint="default"/>
+        <w:sz w:val="20"/>
+      </w:rPr>
+    </w:lvl>
+  </w:abstractNum>
+  <w:abstractNum w:abstractNumId="17" w15:restartNumberingAfterBreak="0">
+    <w:nsid w:val="2F4D68DA"/>
+    <w:multiLevelType w:val="multilevel"/>
+    <w:tmpl w:val="A57AD634"/>
+    <w:lvl w:ilvl="0">
+      <w:start w:val="1"/>
+      <w:numFmt w:val="bullet"/>
+      <w:lvlText w:val=""/>
+      <w:lvlJc w:val="left"/>
+      <w:pPr>
+        <w:tabs>
+          <w:tab w:val="num" w:pos="720"/>
+        </w:tabs>
+        <w:ind w:left="720" w:hanging="360"/>
+      </w:pPr>
+      <w:rPr>
+        <w:rFonts w:ascii="Symbol" w:hAnsi="Symbol" w:hint="default"/>
+        <w:sz w:val="20"/>
+      </w:rPr>
+    </w:lvl>
+    <w:lvl w:ilvl="1" w:tentative="1">
+      <w:start w:val="1"/>
+      <w:numFmt w:val="bullet"/>
+      <w:lvlText w:val="o"/>
+      <w:lvlJc w:val="left"/>
+      <w:pPr>
+        <w:tabs>
+          <w:tab w:val="num" w:pos="1440"/>
+        </w:tabs>
+        <w:ind w:left="1440" w:hanging="360"/>
+      </w:pPr>
+      <w:rPr>
+        <w:rFonts w:ascii="Courier New" w:hAnsi="Courier New" w:hint="default"/>
+        <w:sz w:val="20"/>
+      </w:rPr>
+    </w:lvl>
+    <w:lvl w:ilvl="2" w:tentative="1">
+      <w:start w:val="1"/>
+      <w:numFmt w:val="bullet"/>
+      <w:lvlText w:val=""/>
+      <w:lvlJc w:val="left"/>
+      <w:pPr>
+        <w:tabs>
+          <w:tab w:val="num" w:pos="2160"/>
+        </w:tabs>
+        <w:ind w:left="2160" w:hanging="360"/>
+      </w:pPr>
+      <w:rPr>
+        <w:rFonts w:ascii="Wingdings" w:hAnsi="Wingdings" w:hint="default"/>
+        <w:sz w:val="20"/>
+      </w:rPr>
+    </w:lvl>
+    <w:lvl w:ilvl="3" w:tentative="1">
+      <w:start w:val="1"/>
+      <w:numFmt w:val="bullet"/>
+      <w:lvlText w:val=""/>
+      <w:lvlJc w:val="left"/>
+      <w:pPr>
+        <w:tabs>
+          <w:tab w:val="num" w:pos="2880"/>
+        </w:tabs>
+        <w:ind w:left="2880" w:hanging="360"/>
+      </w:pPr>
+      <w:rPr>
+        <w:rFonts w:ascii="Wingdings" w:hAnsi="Wingdings" w:hint="default"/>
+        <w:sz w:val="20"/>
+      </w:rPr>
+    </w:lvl>
+    <w:lvl w:ilvl="4" w:tentative="1">
+      <w:start w:val="1"/>
+      <w:numFmt w:val="bullet"/>
+      <w:lvlText w:val=""/>
+      <w:lvlJc w:val="left"/>
+      <w:pPr>
+        <w:tabs>
+          <w:tab w:val="num" w:pos="3600"/>
+        </w:tabs>
+        <w:ind w:left="3600" w:hanging="360"/>
+      </w:pPr>
+      <w:rPr>
+        <w:rFonts w:ascii="Wingdings" w:hAnsi="Wingdings" w:hint="default"/>
+        <w:sz w:val="20"/>
+      </w:rPr>
+    </w:lvl>
+    <w:lvl w:ilvl="5" w:tentative="1">
+      <w:start w:val="1"/>
+      <w:numFmt w:val="bullet"/>
+      <w:lvlText w:val=""/>
+      <w:lvlJc w:val="left"/>
+      <w:pPr>
+        <w:tabs>
+          <w:tab w:val="num" w:pos="4320"/>
+        </w:tabs>
+        <w:ind w:left="4320" w:hanging="360"/>
+      </w:pPr>
+      <w:rPr>
+        <w:rFonts w:ascii="Wingdings" w:hAnsi="Wingdings" w:hint="default"/>
+        <w:sz w:val="20"/>
+      </w:rPr>
+    </w:lvl>
+    <w:lvl w:ilvl="6" w:tentative="1">
+      <w:start w:val="1"/>
+      <w:numFmt w:val="bullet"/>
+      <w:lvlText w:val=""/>
+      <w:lvlJc w:val="left"/>
+      <w:pPr>
+        <w:tabs>
+          <w:tab w:val="num" w:pos="5040"/>
+        </w:tabs>
+        <w:ind w:left="5040" w:hanging="360"/>
+      </w:pPr>
+      <w:rPr>
+        <w:rFonts w:ascii="Wingdings" w:hAnsi="Wingdings" w:hint="default"/>
+        <w:sz w:val="20"/>
+      </w:rPr>
+    </w:lvl>
+    <w:lvl w:ilvl="7" w:tentative="1">
+      <w:start w:val="1"/>
+      <w:numFmt w:val="bullet"/>
+      <w:lvlText w:val=""/>
+      <w:lvlJc w:val="left"/>
+      <w:pPr>
+        <w:tabs>
+          <w:tab w:val="num" w:pos="5760"/>
+        </w:tabs>
+        <w:ind w:left="5760" w:hanging="360"/>
+      </w:pPr>
+      <w:rPr>
+        <w:rFonts w:ascii="Wingdings" w:hAnsi="Wingdings" w:hint="default"/>
+        <w:sz w:val="20"/>
+      </w:rPr>
+    </w:lvl>
+    <w:lvl w:ilvl="8" w:tentative="1">
+      <w:start w:val="1"/>
+      <w:numFmt w:val="bullet"/>
+      <w:lvlText w:val=""/>
+      <w:lvlJc w:val="left"/>
+      <w:pPr>
+        <w:tabs>
+          <w:tab w:val="num" w:pos="6480"/>
+        </w:tabs>
+        <w:ind w:left="6480" w:hanging="360"/>
+      </w:pPr>
+      <w:rPr>
+        <w:rFonts w:ascii="Wingdings" w:hAnsi="Wingdings" w:hint="default"/>
+        <w:sz w:val="20"/>
+      </w:rPr>
+    </w:lvl>
+  </w:abstractNum>
+  <w:abstractNum w:abstractNumId="18" w15:restartNumberingAfterBreak="0">
     <w:nsid w:val="31153C19"/>
     <w:multiLevelType w:val="multilevel"/>
     <w:tmpl w:val="AD16AC36"/>
@@ -5449,7 +5189,156 @@
       </w:rPr>
     </w:lvl>
   </w:abstractNum>
-  <w:abstractNum w:abstractNumId="16" w15:restartNumberingAfterBreak="0">
+  <w:abstractNum w:abstractNumId="19" w15:restartNumberingAfterBreak="0">
+    <w:nsid w:val="364C335E"/>
+    <w:multiLevelType w:val="multilevel"/>
+    <w:tmpl w:val="BA5CE6EC"/>
+    <w:lvl w:ilvl="0">
+      <w:start w:val="1"/>
+      <w:numFmt w:val="bullet"/>
+      <w:lvlText w:val=""/>
+      <w:lvlJc w:val="left"/>
+      <w:pPr>
+        <w:tabs>
+          <w:tab w:val="num" w:pos="720"/>
+        </w:tabs>
+        <w:ind w:left="720" w:hanging="360"/>
+      </w:pPr>
+      <w:rPr>
+        <w:rFonts w:ascii="Symbol" w:hAnsi="Symbol" w:hint="default"/>
+        <w:sz w:val="20"/>
+      </w:rPr>
+    </w:lvl>
+    <w:lvl w:ilvl="1" w:tentative="1">
+      <w:start w:val="1"/>
+      <w:numFmt w:val="bullet"/>
+      <w:lvlText w:val="o"/>
+      <w:lvlJc w:val="left"/>
+      <w:pPr>
+        <w:tabs>
+          <w:tab w:val="num" w:pos="1440"/>
+        </w:tabs>
+        <w:ind w:left="1440" w:hanging="360"/>
+      </w:pPr>
+      <w:rPr>
+        <w:rFonts w:ascii="Courier New" w:hAnsi="Courier New" w:hint="default"/>
+        <w:sz w:val="20"/>
+      </w:rPr>
+    </w:lvl>
+    <w:lvl w:ilvl="2" w:tentative="1">
+      <w:start w:val="1"/>
+      <w:numFmt w:val="bullet"/>
+      <w:lvlText w:val=""/>
+      <w:lvlJc w:val="left"/>
+      <w:pPr>
+        <w:tabs>
+          <w:tab w:val="num" w:pos="2160"/>
+        </w:tabs>
+        <w:ind w:left="2160" w:hanging="360"/>
+      </w:pPr>
+      <w:rPr>
+        <w:rFonts w:ascii="Wingdings" w:hAnsi="Wingdings" w:hint="default"/>
+        <w:sz w:val="20"/>
+      </w:rPr>
+    </w:lvl>
+    <w:lvl w:ilvl="3" w:tentative="1">
+      <w:start w:val="1"/>
+      <w:numFmt w:val="bullet"/>
+      <w:lvlText w:val=""/>
+      <w:lvlJc w:val="left"/>
+      <w:pPr>
+        <w:tabs>
+          <w:tab w:val="num" w:pos="2880"/>
+        </w:tabs>
+        <w:ind w:left="2880" w:hanging="360"/>
+      </w:pPr>
+      <w:rPr>
+        <w:rFonts w:ascii="Wingdings" w:hAnsi="Wingdings" w:hint="default"/>
+        <w:sz w:val="20"/>
+      </w:rPr>
+    </w:lvl>
+    <w:lvl w:ilvl="4" w:tentative="1">
+      <w:start w:val="1"/>
+      <w:numFmt w:val="bullet"/>
+      <w:lvlText w:val=""/>
+      <w:lvlJc w:val="left"/>
+      <w:pPr>
+        <w:tabs>
+          <w:tab w:val="num" w:pos="3600"/>
+        </w:tabs>
+        <w:ind w:left="3600" w:hanging="360"/>
+      </w:pPr>
+      <w:rPr>
+        <w:rFonts w:ascii="Wingdings" w:hAnsi="Wingdings" w:hint="default"/>
+        <w:sz w:val="20"/>
+      </w:rPr>
+    </w:lvl>
+    <w:lvl w:ilvl="5" w:tentative="1">
+      <w:start w:val="1"/>
+      <w:numFmt w:val="bullet"/>
+      <w:lvlText w:val=""/>
+      <w:lvlJc w:val="left"/>
+      <w:pPr>
+        <w:tabs>
+          <w:tab w:val="num" w:pos="4320"/>
+        </w:tabs>
+        <w:ind w:left="4320" w:hanging="360"/>
+      </w:pPr>
+      <w:rPr>
+        <w:rFonts w:ascii="Wingdings" w:hAnsi="Wingdings" w:hint="default"/>
+        <w:sz w:val="20"/>
+      </w:rPr>
+    </w:lvl>
+    <w:lvl w:ilvl="6" w:tentative="1">
+      <w:start w:val="1"/>
+      <w:numFmt w:val="bullet"/>
+      <w:lvlText w:val=""/>
+      <w:lvlJc w:val="left"/>
+      <w:pPr>
+        <w:tabs>
+          <w:tab w:val="num" w:pos="5040"/>
+        </w:tabs>
+        <w:ind w:left="5040" w:hanging="360"/>
+      </w:pPr>
+      <w:rPr>
+        <w:rFonts w:ascii="Wingdings" w:hAnsi="Wingdings" w:hint="default"/>
+        <w:sz w:val="20"/>
+      </w:rPr>
+    </w:lvl>
+    <w:lvl w:ilvl="7" w:tentative="1">
+      <w:start w:val="1"/>
+      <w:numFmt w:val="bullet"/>
+      <w:lvlText w:val=""/>
+      <w:lvlJc w:val="left"/>
+      <w:pPr>
+        <w:tabs>
+          <w:tab w:val="num" w:pos="5760"/>
+        </w:tabs>
+        <w:ind w:left="5760" w:hanging="360"/>
+      </w:pPr>
+      <w:rPr>
+        <w:rFonts w:ascii="Wingdings" w:hAnsi="Wingdings" w:hint="default"/>
+        <w:sz w:val="20"/>
+      </w:rPr>
+    </w:lvl>
+    <w:lvl w:ilvl="8" w:tentative="1">
+      <w:start w:val="1"/>
+      <w:numFmt w:val="bullet"/>
+      <w:lvlText w:val=""/>
+      <w:lvlJc w:val="left"/>
+      <w:pPr>
+        <w:tabs>
+          <w:tab w:val="num" w:pos="6480"/>
+        </w:tabs>
+        <w:ind w:left="6480" w:hanging="360"/>
+      </w:pPr>
+      <w:rPr>
+        <w:rFonts w:ascii="Wingdings" w:hAnsi="Wingdings" w:hint="default"/>
+        <w:sz w:val="20"/>
+      </w:rPr>
+    </w:lvl>
+  </w:abstractNum>
+  <w:abstractNum w:abstractNumId="20" w15:restartNumberingAfterBreak="0">
     <w:nsid w:val="3A9B12C2"/>
     <w:multiLevelType w:val="multilevel"/>
     <w:tmpl w:val="7E7E30EC"/>
@@ -5598,7 +5487,7 @@
       </w:rPr>
     </w:lvl>
   </w:abstractNum>
-  <w:abstractNum w:abstractNumId="17" w15:restartNumberingAfterBreak="0">
+  <w:abstractNum w:abstractNumId="21" w15:restartNumberingAfterBreak="0">
     <w:nsid w:val="3CCA5BA9"/>
     <w:multiLevelType w:val="multilevel"/>
     <w:tmpl w:val="34F2A2F0"/>
@@ -5711,7 +5600,7 @@
       </w:pPr>
     </w:lvl>
   </w:abstractNum>
-  <w:abstractNum w:abstractNumId="18" w15:restartNumberingAfterBreak="0">
+  <w:abstractNum w:abstractNumId="22" w15:restartNumberingAfterBreak="0">
     <w:nsid w:val="45824C26"/>
     <w:multiLevelType w:val="multilevel"/>
     <w:tmpl w:val="275C3EF4"/>
@@ -5824,7 +5713,7 @@
       </w:pPr>
     </w:lvl>
   </w:abstractNum>
-  <w:abstractNum w:abstractNumId="19" w15:restartNumberingAfterBreak="0">
+  <w:abstractNum w:abstractNumId="23" w15:restartNumberingAfterBreak="0">
     <w:nsid w:val="47A25D1C"/>
     <w:multiLevelType w:val="multilevel"/>
     <w:tmpl w:val="854069AE"/>
@@ -5973,7 +5862,156 @@
       </w:rPr>
     </w:lvl>
   </w:abstractNum>
-  <w:abstractNum w:abstractNumId="20" w15:restartNumberingAfterBreak="0">
+  <w:abstractNum w:abstractNumId="24" w15:restartNumberingAfterBreak="0">
+    <w:nsid w:val="48AC2075"/>
+    <w:multiLevelType w:val="multilevel"/>
+    <w:tmpl w:val="D8EEAF60"/>
+    <w:lvl w:ilvl="0">
+      <w:start w:val="1"/>
+      <w:numFmt w:val="bullet"/>
+      <w:lvlText w:val=""/>
+      <w:lvlJc w:val="left"/>
+      <w:pPr>
+        <w:tabs>
+          <w:tab w:val="num" w:pos="720"/>
+        </w:tabs>
+        <w:ind w:left="720" w:hanging="360"/>
+      </w:pPr>
+      <w:rPr>
+        <w:rFonts w:ascii="Symbol" w:hAnsi="Symbol" w:hint="default"/>
+        <w:sz w:val="20"/>
+      </w:rPr>
+    </w:lvl>
+    <w:lvl w:ilvl="1" w:tentative="1">
+      <w:start w:val="1"/>
+      <w:numFmt w:val="bullet"/>
+      <w:lvlText w:val="o"/>
+      <w:lvlJc w:val="left"/>
+      <w:pPr>
+        <w:tabs>
+          <w:tab w:val="num" w:pos="1440"/>
+        </w:tabs>
+        <w:ind w:left="1440" w:hanging="360"/>
+      </w:pPr>
+      <w:rPr>
+        <w:rFonts w:ascii="Courier New" w:hAnsi="Courier New" w:hint="default"/>
+        <w:sz w:val="20"/>
+      </w:rPr>
+    </w:lvl>
+    <w:lvl w:ilvl="2" w:tentative="1">
+      <w:start w:val="1"/>
+      <w:numFmt w:val="bullet"/>
+      <w:lvlText w:val=""/>
+      <w:lvlJc w:val="left"/>
+      <w:pPr>
+        <w:tabs>
+          <w:tab w:val="num" w:pos="2160"/>
+        </w:tabs>
+        <w:ind w:left="2160" w:hanging="360"/>
+      </w:pPr>
+      <w:rPr>
+        <w:rFonts w:ascii="Wingdings" w:hAnsi="Wingdings" w:hint="default"/>
+        <w:sz w:val="20"/>
+      </w:rPr>
+    </w:lvl>
+    <w:lvl w:ilvl="3" w:tentative="1">
+      <w:start w:val="1"/>
+      <w:numFmt w:val="bullet"/>
+      <w:lvlText w:val=""/>
+      <w:lvlJc w:val="left"/>
+      <w:pPr>
+        <w:tabs>
+          <w:tab w:val="num" w:pos="2880"/>
+        </w:tabs>
+        <w:ind w:left="2880" w:hanging="360"/>
+      </w:pPr>
+      <w:rPr>
+        <w:rFonts w:ascii="Wingdings" w:hAnsi="Wingdings" w:hint="default"/>
+        <w:sz w:val="20"/>
+      </w:rPr>
+    </w:lvl>
+    <w:lvl w:ilvl="4" w:tentative="1">
+      <w:start w:val="1"/>
+      <w:numFmt w:val="bullet"/>
+      <w:lvlText w:val=""/>
+      <w:lvlJc w:val="left"/>
+      <w:pPr>
+        <w:tabs>
+          <w:tab w:val="num" w:pos="3600"/>
+        </w:tabs>
+        <w:ind w:left="3600" w:hanging="360"/>
+      </w:pPr>
+      <w:rPr>
+        <w:rFonts w:ascii="Wingdings" w:hAnsi="Wingdings" w:hint="default"/>
+        <w:sz w:val="20"/>
+      </w:rPr>
+    </w:lvl>
+    <w:lvl w:ilvl="5" w:tentative="1">
+      <w:start w:val="1"/>
+      <w:numFmt w:val="bullet"/>
+      <w:lvlText w:val=""/>
+      <w:lvlJc w:val="left"/>
+      <w:pPr>
+        <w:tabs>
+          <w:tab w:val="num" w:pos="4320"/>
+        </w:tabs>
+        <w:ind w:left="4320" w:hanging="360"/>
+      </w:pPr>
+      <w:rPr>
+        <w:rFonts w:ascii="Wingdings" w:hAnsi="Wingdings" w:hint="default"/>
+        <w:sz w:val="20"/>
+      </w:rPr>
+    </w:lvl>
+    <w:lvl w:ilvl="6" w:tentative="1">
+      <w:start w:val="1"/>
+      <w:numFmt w:val="bullet"/>
+      <w:lvlText w:val=""/>
+      <w:lvlJc w:val="left"/>
+      <w:pPr>
+        <w:tabs>
+          <w:tab w:val="num" w:pos="5040"/>
+        </w:tabs>
+        <w:ind w:left="5040" w:hanging="360"/>
+      </w:pPr>
+      <w:rPr>
+        <w:rFonts w:ascii="Wingdings" w:hAnsi="Wingdings" w:hint="default"/>
+        <w:sz w:val="20"/>
+      </w:rPr>
+    </w:lvl>
+    <w:lvl w:ilvl="7" w:tentative="1">
+      <w:start w:val="1"/>
+      <w:numFmt w:val="bullet"/>
+      <w:lvlText w:val=""/>
+      <w:lvlJc w:val="left"/>
+      <w:pPr>
+        <w:tabs>
+          <w:tab w:val="num" w:pos="5760"/>
+        </w:tabs>
+        <w:ind w:left="5760" w:hanging="360"/>
+      </w:pPr>
+      <w:rPr>
+        <w:rFonts w:ascii="Wingdings" w:hAnsi="Wingdings" w:hint="default"/>
+        <w:sz w:val="20"/>
+      </w:rPr>
+    </w:lvl>
+    <w:lvl w:ilvl="8" w:tentative="1">
+      <w:start w:val="1"/>
+      <w:numFmt w:val="bullet"/>
+      <w:lvlText w:val=""/>
+      <w:lvlJc w:val="left"/>
+      <w:pPr>
+        <w:tabs>
+          <w:tab w:val="num" w:pos="6480"/>
+        </w:tabs>
+        <w:ind w:left="6480" w:hanging="360"/>
+      </w:pPr>
+      <w:rPr>
+        <w:rFonts w:ascii="Wingdings" w:hAnsi="Wingdings" w:hint="default"/>
+        <w:sz w:val="20"/>
+      </w:rPr>
+    </w:lvl>
+  </w:abstractNum>
+  <w:abstractNum w:abstractNumId="25" w15:restartNumberingAfterBreak="0">
     <w:nsid w:val="4A0141B3"/>
     <w:multiLevelType w:val="multilevel"/>
     <w:tmpl w:val="4A087584"/>
@@ -6122,7 +6160,7 @@
       </w:rPr>
     </w:lvl>
   </w:abstractNum>
-  <w:abstractNum w:abstractNumId="21" w15:restartNumberingAfterBreak="0">
+  <w:abstractNum w:abstractNumId="26" w15:restartNumberingAfterBreak="0">
     <w:nsid w:val="4B1E7773"/>
     <w:multiLevelType w:val="multilevel"/>
     <w:tmpl w:val="6BBEB7EA"/>
@@ -6271,7 +6309,7 @@
       </w:rPr>
     </w:lvl>
   </w:abstractNum>
-  <w:abstractNum w:abstractNumId="22" w15:restartNumberingAfterBreak="0">
+  <w:abstractNum w:abstractNumId="27" w15:restartNumberingAfterBreak="0">
     <w:nsid w:val="4BDA2594"/>
     <w:multiLevelType w:val="multilevel"/>
     <w:tmpl w:val="CFD82F28"/>
@@ -6420,7 +6458,7 @@
       </w:rPr>
     </w:lvl>
   </w:abstractNum>
-  <w:abstractNum w:abstractNumId="23" w15:restartNumberingAfterBreak="0">
+  <w:abstractNum w:abstractNumId="28" w15:restartNumberingAfterBreak="0">
     <w:nsid w:val="4C08082B"/>
     <w:multiLevelType w:val="multilevel"/>
     <w:tmpl w:val="FD8EE7FA"/>
@@ -6569,7 +6607,7 @@
       </w:rPr>
     </w:lvl>
   </w:abstractNum>
-  <w:abstractNum w:abstractNumId="24" w15:restartNumberingAfterBreak="0">
+  <w:abstractNum w:abstractNumId="29" w15:restartNumberingAfterBreak="0">
     <w:nsid w:val="4C663B8A"/>
     <w:multiLevelType w:val="multilevel"/>
     <w:tmpl w:val="9AAE6C94"/>
@@ -6718,7 +6756,7 @@
       </w:rPr>
     </w:lvl>
   </w:abstractNum>
-  <w:abstractNum w:abstractNumId="25" w15:restartNumberingAfterBreak="0">
+  <w:abstractNum w:abstractNumId="30" w15:restartNumberingAfterBreak="0">
     <w:nsid w:val="4E7B188A"/>
     <w:multiLevelType w:val="multilevel"/>
     <w:tmpl w:val="56FC9A42"/>
@@ -6867,7 +6905,7 @@
       </w:rPr>
     </w:lvl>
   </w:abstractNum>
-  <w:abstractNum w:abstractNumId="26" w15:restartNumberingAfterBreak="0">
+  <w:abstractNum w:abstractNumId="31" w15:restartNumberingAfterBreak="0">
     <w:nsid w:val="4E8E69B4"/>
     <w:multiLevelType w:val="multilevel"/>
     <w:tmpl w:val="ED08EC78"/>
@@ -7016,7 +7054,7 @@
       </w:rPr>
     </w:lvl>
   </w:abstractNum>
-  <w:abstractNum w:abstractNumId="27" w15:restartNumberingAfterBreak="0">
+  <w:abstractNum w:abstractNumId="32" w15:restartNumberingAfterBreak="0">
     <w:nsid w:val="4F79088C"/>
     <w:multiLevelType w:val="multilevel"/>
     <w:tmpl w:val="42787444"/>
@@ -7165,7 +7203,7 @@
       </w:rPr>
     </w:lvl>
   </w:abstractNum>
-  <w:abstractNum w:abstractNumId="28" w15:restartNumberingAfterBreak="0">
+  <w:abstractNum w:abstractNumId="33" w15:restartNumberingAfterBreak="0">
     <w:nsid w:val="4F8E4D06"/>
     <w:multiLevelType w:val="multilevel"/>
     <w:tmpl w:val="33E2C548"/>
@@ -7314,7 +7352,7 @@
       </w:rPr>
     </w:lvl>
   </w:abstractNum>
-  <w:abstractNum w:abstractNumId="29" w15:restartNumberingAfterBreak="0">
+  <w:abstractNum w:abstractNumId="34" w15:restartNumberingAfterBreak="0">
     <w:nsid w:val="5CCA0DA8"/>
     <w:multiLevelType w:val="multilevel"/>
     <w:tmpl w:val="0A826EAA"/>
@@ -7463,7 +7501,7 @@
       </w:rPr>
     </w:lvl>
   </w:abstractNum>
-  <w:abstractNum w:abstractNumId="30" w15:restartNumberingAfterBreak="0">
+  <w:abstractNum w:abstractNumId="35" w15:restartNumberingAfterBreak="0">
     <w:nsid w:val="5E3E4B21"/>
     <w:multiLevelType w:val="multilevel"/>
     <w:tmpl w:val="E2C8BAF2"/>
@@ -7612,7 +7650,7 @@
       </w:rPr>
     </w:lvl>
   </w:abstractNum>
-  <w:abstractNum w:abstractNumId="31" w15:restartNumberingAfterBreak="0">
+  <w:abstractNum w:abstractNumId="36" w15:restartNumberingAfterBreak="0">
     <w:nsid w:val="62761C0E"/>
     <w:multiLevelType w:val="multilevel"/>
     <w:tmpl w:val="F1EA57DC"/>
@@ -7761,7 +7799,7 @@
       </w:rPr>
     </w:lvl>
   </w:abstractNum>
-  <w:abstractNum w:abstractNumId="32" w15:restartNumberingAfterBreak="0">
+  <w:abstractNum w:abstractNumId="37" w15:restartNumberingAfterBreak="0">
     <w:nsid w:val="6D82550F"/>
     <w:multiLevelType w:val="multilevel"/>
     <w:tmpl w:val="E9F2AB16"/>
@@ -7910,7 +7948,7 @@
       </w:rPr>
     </w:lvl>
   </w:abstractNum>
-  <w:abstractNum w:abstractNumId="33" w15:restartNumberingAfterBreak="0">
+  <w:abstractNum w:abstractNumId="38" w15:restartNumberingAfterBreak="0">
     <w:nsid w:val="76207276"/>
     <w:multiLevelType w:val="multilevel"/>
     <w:tmpl w:val="D53A9A8C"/>
@@ -8059,7 +8097,7 @@
       </w:rPr>
     </w:lvl>
   </w:abstractNum>
-  <w:abstractNum w:abstractNumId="34" w15:restartNumberingAfterBreak="0">
+  <w:abstractNum w:abstractNumId="39" w15:restartNumberingAfterBreak="0">
     <w:nsid w:val="77CE6EE2"/>
     <w:multiLevelType w:val="multilevel"/>
     <w:tmpl w:val="47504CB2"/>
@@ -8208,7 +8246,7 @@
       </w:rPr>
     </w:lvl>
   </w:abstractNum>
-  <w:abstractNum w:abstractNumId="35" w15:restartNumberingAfterBreak="0">
+  <w:abstractNum w:abstractNumId="40" w15:restartNumberingAfterBreak="0">
     <w:nsid w:val="7F5E1110"/>
     <w:multiLevelType w:val="multilevel"/>
     <w:tmpl w:val="A2AC42B6"/>
@@ -8358,61 +8396,61 @@
     </w:lvl>
   </w:abstractNum>
   <w:num w:numId="1" w16cid:durableId="1249659911">
-    <w:abstractNumId w:val="18"/>
+    <w:abstractNumId w:val="22"/>
   </w:num>
   <w:num w:numId="2" w16cid:durableId="53548358">
+    <w:abstractNumId w:val="36"/>
+  </w:num>
+  <w:num w:numId="3" w16cid:durableId="593168762">
+    <w:abstractNumId w:val="30"/>
+  </w:num>
+  <w:num w:numId="4" w16cid:durableId="429660536">
+    <w:abstractNumId w:val="14"/>
+  </w:num>
+  <w:num w:numId="5" w16cid:durableId="912203880">
     <w:abstractNumId w:val="31"/>
   </w:num>
-  <w:num w:numId="3" w16cid:durableId="593168762">
-    <w:abstractNumId w:val="25"/>
-  </w:num>
-  <w:num w:numId="4" w16cid:durableId="429660536">
-    <w:abstractNumId w:val="13"/>
-  </w:num>
-  <w:num w:numId="5" w16cid:durableId="912203880">
+  <w:num w:numId="6" w16cid:durableId="230047925">
     <w:abstractNumId w:val="26"/>
   </w:num>
-  <w:num w:numId="6" w16cid:durableId="230047925">
-    <w:abstractNumId w:val="21"/>
-  </w:num>
   <w:num w:numId="7" w16cid:durableId="1930037606">
-    <w:abstractNumId w:val="9"/>
+    <w:abstractNumId w:val="10"/>
   </w:num>
   <w:num w:numId="8" w16cid:durableId="629288908">
-    <w:abstractNumId w:val="16"/>
+    <w:abstractNumId w:val="20"/>
   </w:num>
   <w:num w:numId="9" w16cid:durableId="1799906851">
+    <w:abstractNumId w:val="34"/>
+  </w:num>
+  <w:num w:numId="10" w16cid:durableId="2073962547">
     <w:abstractNumId w:val="29"/>
   </w:num>
-  <w:num w:numId="10" w16cid:durableId="2073962547">
-    <w:abstractNumId w:val="24"/>
-  </w:num>
   <w:num w:numId="11" w16cid:durableId="100154151">
-    <w:abstractNumId w:val="32"/>
+    <w:abstractNumId w:val="37"/>
   </w:num>
   <w:num w:numId="12" w16cid:durableId="815416496">
-    <w:abstractNumId w:val="7"/>
+    <w:abstractNumId w:val="8"/>
   </w:num>
   <w:num w:numId="13" w16cid:durableId="1804889598">
-    <w:abstractNumId w:val="28"/>
+    <w:abstractNumId w:val="33"/>
   </w:num>
   <w:num w:numId="14" w16cid:durableId="1635019627">
     <w:abstractNumId w:val="2"/>
   </w:num>
   <w:num w:numId="15" w16cid:durableId="1521314364">
-    <w:abstractNumId w:val="27"/>
+    <w:abstractNumId w:val="32"/>
   </w:num>
   <w:num w:numId="16" w16cid:durableId="1266114629">
-    <w:abstractNumId w:val="19"/>
+    <w:abstractNumId w:val="23"/>
   </w:num>
   <w:num w:numId="17" w16cid:durableId="1375471092">
-    <w:abstractNumId w:val="8"/>
+    <w:abstractNumId w:val="9"/>
   </w:num>
   <w:num w:numId="18" w16cid:durableId="954366555">
-    <w:abstractNumId w:val="11"/>
+    <w:abstractNumId w:val="12"/>
   </w:num>
   <w:num w:numId="19" w16cid:durableId="1398669384">
-    <w:abstractNumId w:val="10"/>
+    <w:abstractNumId w:val="11"/>
   </w:num>
   <w:num w:numId="20" w16cid:durableId="1558975829">
     <w:abstractNumId w:val="0"/>
@@ -8421,49 +8459,64 @@
     <w:abstractNumId w:val="1"/>
   </w:num>
   <w:num w:numId="22" w16cid:durableId="1724018196">
+    <w:abstractNumId w:val="7"/>
+  </w:num>
+  <w:num w:numId="23" w16cid:durableId="1952975715">
+    <w:abstractNumId w:val="28"/>
+  </w:num>
+  <w:num w:numId="24" w16cid:durableId="1863518860">
+    <w:abstractNumId w:val="39"/>
+  </w:num>
+  <w:num w:numId="25" w16cid:durableId="832525451">
+    <w:abstractNumId w:val="27"/>
+  </w:num>
+  <w:num w:numId="26" w16cid:durableId="1744331455">
+    <w:abstractNumId w:val="5"/>
+  </w:num>
+  <w:num w:numId="27" w16cid:durableId="1177230128">
+    <w:abstractNumId w:val="38"/>
+  </w:num>
+  <w:num w:numId="28" w16cid:durableId="1564372253">
     <w:abstractNumId w:val="6"/>
   </w:num>
-  <w:num w:numId="23" w16cid:durableId="1952975715">
-    <w:abstractNumId w:val="23"/>
-  </w:num>
-  <w:num w:numId="24" w16cid:durableId="1863518860">
-    <w:abstractNumId w:val="34"/>
-  </w:num>
-  <w:num w:numId="25" w16cid:durableId="832525451">
-    <w:abstractNumId w:val="22"/>
-  </w:num>
-  <w:num w:numId="26" w16cid:durableId="1744331455">
-    <w:abstractNumId w:val="4"/>
-  </w:num>
-  <w:num w:numId="27" w16cid:durableId="1177230128">
-    <w:abstractNumId w:val="33"/>
-  </w:num>
-  <w:num w:numId="28" w16cid:durableId="1564372253">
-    <w:abstractNumId w:val="5"/>
-  </w:num>
   <w:num w:numId="29" w16cid:durableId="1981303800">
-    <w:abstractNumId w:val="20"/>
+    <w:abstractNumId w:val="25"/>
   </w:num>
   <w:num w:numId="30" w16cid:durableId="1066491707">
     <w:abstractNumId w:val="3"/>
   </w:num>
   <w:num w:numId="31" w16cid:durableId="1820610312">
-    <w:abstractNumId w:val="14"/>
+    <w:abstractNumId w:val="15"/>
   </w:num>
   <w:num w:numId="32" w16cid:durableId="367146956">
-    <w:abstractNumId w:val="15"/>
+    <w:abstractNumId w:val="18"/>
   </w:num>
   <w:num w:numId="33" w16cid:durableId="827743387">
+    <w:abstractNumId w:val="21"/>
+  </w:num>
+  <w:num w:numId="34" w16cid:durableId="1260061276">
+    <w:abstractNumId w:val="40"/>
+  </w:num>
+  <w:num w:numId="35" w16cid:durableId="1779376005">
+    <w:abstractNumId w:val="13"/>
+  </w:num>
+  <w:num w:numId="36" w16cid:durableId="874269139">
+    <w:abstractNumId w:val="35"/>
+  </w:num>
+  <w:num w:numId="37" w16cid:durableId="200368045">
+    <w:abstractNumId w:val="4"/>
+  </w:num>
+  <w:num w:numId="38" w16cid:durableId="1292979042">
+    <w:abstractNumId w:val="24"/>
+  </w:num>
+  <w:num w:numId="39" w16cid:durableId="145712509">
     <w:abstractNumId w:val="17"/>
   </w:num>
-  <w:num w:numId="34" w16cid:durableId="1260061276">
-    <w:abstractNumId w:val="35"/>
+  <w:num w:numId="40" w16cid:durableId="962418991">
+    <w:abstractNumId w:val="16"/>
   </w:num>
-  <w:num w:numId="35" w16cid:durableId="1779376005">
-    <w:abstractNumId w:val="12"/>
-  </w:num>
-  <w:num w:numId="36" w16cid:durableId="874269139">
-    <w:abstractNumId w:val="30"/>
+  <w:num w:numId="41" w16cid:durableId="1052267376">
+    <w:abstractNumId w:val="19"/>
   </w:num>
   <w:numIdMacAtCleanup w:val="18"/>
 </w:numbering>
